--- a/交付成果/第4轮朗读优化版/朗读优化4周版/读书会04_持戒与戒律生活_4周资料包（朗读优化版）/Word版/00_主持人总指南.docx
+++ b/交付成果/第4轮朗读优化版/朗读优化4周版/读书会04_持戒与戒律生活_4周资料包（朗读优化版）/Word版/00_主持人总指南.docx
@@ -4,97 +4,96 @@
   <w:body>
     <w:p>
       <w:pPr>
-        <w:spacing w:before="160" w:after="80"/>
+        <w:jc w:val="right"/>
       </w:pPr>
       <w:r>
         <w:rPr>
-          <w:rFonts w:ascii="Microsoft YaHei" w:hAnsi="Microsoft YaHei" w:eastAsia="Microsoft YaHei"/>
+          <w:color w:val="888888"/>
+          <w:sz w:val="16"/>
+        </w:rPr>
+        <w:t>📅 最近更新：2026-09-22 17:17　|　第三版修订（4周版）：原8周连续两周合并为9环节、单讲120分钟</w:t>
+      </w:r>
+    </w:p>
+    <w:p>
+      <w:pPr>
+        <w:jc w:val="center"/>
+      </w:pPr>
+      <w:r>
+        <w:rPr>
           <w:b/>
           <w:color w:val="1F3864"/>
-          <w:sz w:val="34"/>
+          <w:sz w:val="36"/>
         </w:rPr>
         <w:t>🧑‍🤝‍🧑 主持人总指南</w:t>
       </w:r>
     </w:p>
     <w:p>
-      <w:pPr>
-        <w:spacing w:before="160" w:after="80"/>
-      </w:pPr>
       <w:r>
         <w:rPr>
-          <w:rFonts w:ascii="Microsoft YaHei" w:hAnsi="Microsoft YaHei" w:eastAsia="Microsoft YaHei"/>
           <w:b/>
           <w:color w:val="1F3864"/>
-          <w:sz w:val="28"/>
+          <w:sz w:val="26"/>
         </w:rPr>
         <w:t>读书会04：持戒与戒律生活 · 零基础主持人手册</w:t>
       </w:r>
     </w:p>
     <w:p>
       <w:pPr>
-        <w:spacing w:before="40" w:after="80"/>
-        <w:ind w:left="283"/>
-        <w:shd w:val="clear" w:color="auto" w:fill="EEF2F8"/>
+        <w:ind w:left="170"/>
         <w:pBdr>
-          <w:left w:val="single" w:sz="20" w:space="6" w:color="1F3864"/>
+          <w:left w:val="single" w:sz="18" w:space="4" w:color="1F3864"/>
         </w:pBdr>
+        <w:shd w:val="clear" w:fill="F2F5FA"/>
       </w:pPr>
       <w:r>
         <w:rPr>
-          <w:sz w:val="20"/>
+          <w:b w:val="0"/>
         </w:rPr>
         <w:t xml:space="preserve">📌 </w:t>
       </w:r>
       <w:r>
         <w:rPr>
           <w:b/>
-          <w:sz w:val="20"/>
         </w:rPr>
         <w:t>这份手册是给主持人的"操作说明书"</w:t>
       </w:r>
       <w:r>
         <w:rPr>
-          <w:sz w:val="20"/>
+          <w:b w:val="0"/>
         </w:rPr>
         <w:t>。你不是老师，不需要懂戒律条文，也不需要会持戒，只需要按流程推进即可。全部4周的资料都按同一套结构设计，共读原文文字已完整写在每周文档中（无需查知识库）；本系列共读原文以</w:t>
       </w:r>
       <w:r>
         <w:rPr>
           <w:b/>
-          <w:sz w:val="20"/>
         </w:rPr>
         <w:t>戒律类课件（PDF/Word 讲义）与录音转写</w:t>
       </w:r>
       <w:r>
         <w:rPr>
-          <w:sz w:val="20"/>
+          <w:b w:val="0"/>
         </w:rPr>
         <w:t>为主，主持人</w:t>
       </w:r>
       <w:r>
         <w:rPr>
           <w:b/>
-          <w:sz w:val="20"/>
         </w:rPr>
         <w:t>照读即可</w:t>
       </w:r>
       <w:r>
         <w:rPr>
-          <w:sz w:val="20"/>
+          <w:b w:val="0"/>
         </w:rPr>
         <w:t>。你只需要每周提前打开当周文档，到点推进流程。</w:t>
       </w:r>
     </w:p>
     <w:p>
-      <w:pPr>
-        <w:spacing w:before="160" w:after="80"/>
-      </w:pPr>
       <w:r>
         <w:rPr>
-          <w:rFonts w:ascii="Microsoft YaHei" w:hAnsi="Microsoft YaHei" w:eastAsia="Microsoft YaHei"/>
           <w:b/>
           <w:color w:val="1F3864"/>
-          <w:sz w:val="28"/>
+          <w:sz w:val="26"/>
         </w:rPr>
         <w:t>一、主持人角色定位</w:t>
       </w:r>
@@ -103,7 +102,6 @@
       <w:r>
         <w:rPr>
           <w:b/>
-          <w:sz w:val="21"/>
         </w:rPr>
         <w:t>你是共学旅程的同行者，不是老师。</w:t>
       </w:r>
@@ -111,133 +109,84 @@
     <w:p>
       <w:r>
         <w:rPr>
-          <w:sz w:val="21"/>
+          <w:b w:val="0"/>
         </w:rPr>
         <w:t>你负责：</w:t>
       </w:r>
     </w:p>
     <w:p>
       <w:pPr>
-        <w:ind w:left="340"/>
+        <w:pStyle w:val="ListBullet"/>
       </w:pPr>
       <w:r>
         <w:rPr>
-          <w:color w:val="1F3864"/>
-          <w:sz w:val="21"/>
-        </w:rPr>
-        <w:t xml:space="preserve">• </w:t>
-      </w:r>
-      <w:r>
-        <w:rPr>
-          <w:sz w:val="21"/>
+          <w:b w:val="0"/>
         </w:rPr>
         <w:t>✅ 把控时间节奏，确保流程顺利推进</w:t>
       </w:r>
     </w:p>
     <w:p>
       <w:pPr>
-        <w:ind w:left="340"/>
+        <w:pStyle w:val="ListBullet"/>
       </w:pPr>
       <w:r>
         <w:rPr>
-          <w:color w:val="1F3864"/>
-          <w:sz w:val="21"/>
-        </w:rPr>
-        <w:t xml:space="preserve">• </w:t>
-      </w:r>
-      <w:r>
-        <w:rPr>
-          <w:sz w:val="21"/>
+          <w:b w:val="0"/>
         </w:rPr>
         <w:t>✅ 营造安全、开放的交流氛围</w:t>
       </w:r>
     </w:p>
     <w:p>
       <w:pPr>
-        <w:ind w:left="340"/>
+        <w:pStyle w:val="ListBullet"/>
       </w:pPr>
       <w:r>
         <w:rPr>
-          <w:color w:val="1F3864"/>
-          <w:sz w:val="21"/>
-        </w:rPr>
-        <w:t xml:space="preserve">• </w:t>
-      </w:r>
-      <w:r>
-        <w:rPr>
-          <w:sz w:val="21"/>
+          <w:b w:val="0"/>
         </w:rPr>
         <w:t>✅ 朗读引导问题，但不提供标准答案</w:t>
       </w:r>
     </w:p>
     <w:p>
       <w:pPr>
-        <w:ind w:left="340"/>
+        <w:pStyle w:val="ListBullet"/>
       </w:pPr>
       <w:r>
         <w:rPr>
-          <w:color w:val="1F3864"/>
-          <w:sz w:val="21"/>
-        </w:rPr>
-        <w:t xml:space="preserve">• </w:t>
-      </w:r>
-      <w:r>
-        <w:rPr>
-          <w:sz w:val="21"/>
+          <w:b w:val="0"/>
         </w:rPr>
         <w:t>✅ 鼓励每位参与者发言，避免个别人主导讨论</w:t>
       </w:r>
     </w:p>
     <w:p>
       <w:pPr>
-        <w:ind w:left="340"/>
+        <w:pStyle w:val="ListBullet"/>
       </w:pPr>
       <w:r>
         <w:rPr>
-          <w:color w:val="1F3864"/>
-          <w:sz w:val="21"/>
-        </w:rPr>
-        <w:t xml:space="preserve">• </w:t>
-      </w:r>
-      <w:r>
-        <w:rPr>
-          <w:sz w:val="21"/>
+          <w:b w:val="0"/>
         </w:rPr>
         <w:t>✅ 在跑题时温和拉回主题</w:t>
       </w:r>
     </w:p>
     <w:p>
       <w:pPr>
-        <w:ind w:left="340"/>
+        <w:pStyle w:val="ListBullet"/>
       </w:pPr>
       <w:r>
         <w:rPr>
-          <w:color w:val="1F3864"/>
-          <w:sz w:val="21"/>
-        </w:rPr>
-        <w:t xml:space="preserve">• </w:t>
-      </w:r>
-      <w:r>
-        <w:rPr>
-          <w:sz w:val="21"/>
+          <w:b w:val="0"/>
         </w:rPr>
         <w:t>✅ 带领每周的持戒练习与戒随念（照读引导词即可）</w:t>
       </w:r>
     </w:p>
     <w:p>
       <w:pPr>
-        <w:ind w:left="340"/>
+        <w:pStyle w:val="ListBullet"/>
       </w:pPr>
       <w:r>
         <w:rPr>
-          <w:color w:val="1F3864"/>
-          <w:sz w:val="21"/>
-        </w:rPr>
-        <w:t xml:space="preserve">• </w:t>
-      </w:r>
-      <w:r>
-        <w:rPr>
-          <w:sz w:val="21"/>
+          <w:b w:val="0"/>
         </w:rPr>
         <w:t>✅ 最后带领简短回向</w:t>
       </w:r>
@@ -245,106 +194,73 @@
     <w:p>
       <w:r>
         <w:rPr>
-          <w:sz w:val="21"/>
+          <w:b w:val="0"/>
         </w:rPr>
         <w:t>你</w:t>
       </w:r>
       <w:r>
         <w:rPr>
           <w:b/>
-          <w:sz w:val="21"/>
         </w:rPr>
         <w:t>不需要</w:t>
       </w:r>
       <w:r>
         <w:rPr>
-          <w:sz w:val="21"/>
+          <w:b w:val="0"/>
         </w:rPr>
         <w:t>：</w:t>
       </w:r>
     </w:p>
     <w:p>
       <w:pPr>
-        <w:ind w:left="340"/>
+        <w:pStyle w:val="ListBullet"/>
       </w:pPr>
       <w:r>
         <w:rPr>
-          <w:color w:val="1F3864"/>
-          <w:sz w:val="21"/>
-        </w:rPr>
-        <w:t xml:space="preserve">• </w:t>
-      </w:r>
-      <w:r>
-        <w:rPr>
-          <w:sz w:val="21"/>
+          <w:b w:val="0"/>
         </w:rPr>
         <w:t>❌ 提前学习戒律理论</w:t>
       </w:r>
     </w:p>
     <w:p>
       <w:pPr>
-        <w:ind w:left="340"/>
+        <w:pStyle w:val="ListBullet"/>
       </w:pPr>
       <w:r>
         <w:rPr>
-          <w:color w:val="1F3864"/>
-          <w:sz w:val="21"/>
-        </w:rPr>
-        <w:t xml:space="preserve">• </w:t>
-      </w:r>
-      <w:r>
-        <w:rPr>
-          <w:sz w:val="21"/>
+          <w:b w:val="0"/>
         </w:rPr>
         <w:t>❌ 回答"我这样持戒算不算破戒""受了戒又犯了怎么办"之类的知识问题</w:t>
       </w:r>
     </w:p>
     <w:p>
       <w:pPr>
-        <w:ind w:left="340"/>
+        <w:pStyle w:val="ListBullet"/>
       </w:pPr>
       <w:r>
         <w:rPr>
-          <w:color w:val="1F3864"/>
-          <w:sz w:val="21"/>
-        </w:rPr>
-        <w:t xml:space="preserve">• </w:t>
-      </w:r>
-      <w:r>
-        <w:rPr>
-          <w:sz w:val="21"/>
+          <w:b w:val="0"/>
         </w:rPr>
         <w:t>❌ 解释原文的意思</w:t>
       </w:r>
     </w:p>
     <w:p>
       <w:pPr>
-        <w:ind w:left="340"/>
+        <w:pStyle w:val="ListBullet"/>
       </w:pPr>
       <w:r>
         <w:rPr>
-          <w:color w:val="1F3864"/>
-          <w:sz w:val="21"/>
-        </w:rPr>
-        <w:t xml:space="preserve">• </w:t>
-      </w:r>
-      <w:r>
-        <w:rPr>
-          <w:sz w:val="21"/>
+          <w:b w:val="0"/>
         </w:rPr>
         <w:t>❌ 纠正别人"理解错了"</w:t>
       </w:r>
     </w:p>
     <w:p>
-      <w:pPr>
-        <w:spacing w:before="160" w:after="80"/>
-      </w:pPr>
       <w:r>
         <w:rPr>
-          <w:rFonts w:ascii="Microsoft YaHei" w:hAnsi="Microsoft YaHei" w:eastAsia="Microsoft YaHei"/>
           <w:b/>
           <w:color w:val="1F3864"/>
-          <w:sz w:val="28"/>
+          <w:sz w:val="26"/>
         </w:rPr>
         <w:t>二、每周课程的标准流程（2小时 = 120分钟 · 9环节）</w:t>
       </w:r>
@@ -353,7 +269,6 @@
       <w:tblPr>
         <w:tblStyle w:val="TableGrid"/>
         <w:tblW w:type="auto" w:w="0"/>
-        <w:jc w:val="center"/>
         <w:tblLook w:firstColumn="1" w:firstRow="1" w:lastColumn="0" w:lastRow="0" w:noHBand="0" w:noVBand="1" w:val="04A0"/>
       </w:tblPr>
       <w:tblGrid>
@@ -366,17 +281,20 @@
         <w:tc>
           <w:tcPr>
             <w:tcW w:type="dxa" w:w="2409"/>
-            <w:shd w:val="clear" w:color="auto" w:fill="1F3864"/>
+            <w:shd w:val="clear" w:fill="1F3864"/>
           </w:tcPr>
           <w:p>
-            <w:pPr>
-              <w:spacing w:after="20"/>
-            </w:pPr>
             <w:r>
               <w:rPr>
-                <w:b/>
                 <w:color w:val="FFFFFF"/>
-                <w:sz w:val="19"/>
+                <w:sz w:val="18"/>
+              </w:rPr>
+            </w:r>
+            <w:r>
+              <w:rPr>
+                <w:b w:val="0"/>
+                <w:color w:val="FFFFFF"/>
+                <w:sz w:val="18"/>
               </w:rPr>
               <w:t>环节</w:t>
             </w:r>
@@ -385,17 +303,20 @@
         <w:tc>
           <w:tcPr>
             <w:tcW w:type="dxa" w:w="2409"/>
-            <w:shd w:val="clear" w:color="auto" w:fill="1F3864"/>
+            <w:shd w:val="clear" w:fill="1F3864"/>
           </w:tcPr>
           <w:p>
-            <w:pPr>
-              <w:spacing w:after="20"/>
-            </w:pPr>
             <w:r>
               <w:rPr>
-                <w:b/>
                 <w:color w:val="FFFFFF"/>
-                <w:sz w:val="19"/>
+                <w:sz w:val="18"/>
+              </w:rPr>
+            </w:r>
+            <w:r>
+              <w:rPr>
+                <w:b w:val="0"/>
+                <w:color w:val="FFFFFF"/>
+                <w:sz w:val="18"/>
               </w:rPr>
               <w:t>时长</w:t>
             </w:r>
@@ -404,17 +325,20 @@
         <w:tc>
           <w:tcPr>
             <w:tcW w:type="dxa" w:w="2409"/>
-            <w:shd w:val="clear" w:color="auto" w:fill="1F3864"/>
+            <w:shd w:val="clear" w:fill="1F3864"/>
           </w:tcPr>
           <w:p>
-            <w:pPr>
-              <w:spacing w:after="20"/>
-            </w:pPr>
             <w:r>
               <w:rPr>
-                <w:b/>
                 <w:color w:val="FFFFFF"/>
-                <w:sz w:val="19"/>
+                <w:sz w:val="18"/>
+              </w:rPr>
+            </w:r>
+            <w:r>
+              <w:rPr>
+                <w:b w:val="0"/>
+                <w:color w:val="FFFFFF"/>
+                <w:sz w:val="18"/>
               </w:rPr>
               <w:t>做什么</w:t>
             </w:r>
@@ -423,17 +347,20 @@
         <w:tc>
           <w:tcPr>
             <w:tcW w:type="dxa" w:w="2409"/>
-            <w:shd w:val="clear" w:color="auto" w:fill="1F3864"/>
+            <w:shd w:val="clear" w:fill="1F3864"/>
           </w:tcPr>
           <w:p>
-            <w:pPr>
-              <w:spacing w:after="20"/>
-            </w:pPr>
             <w:r>
               <w:rPr>
-                <w:b/>
                 <w:color w:val="FFFFFF"/>
-                <w:sz w:val="19"/>
+                <w:sz w:val="18"/>
+              </w:rPr>
+            </w:r>
+            <w:r>
+              <w:rPr>
+                <w:b w:val="0"/>
+                <w:color w:val="FFFFFF"/>
+                <w:sz w:val="18"/>
               </w:rPr>
               <w:t>主持人要做的事</w:t>
             </w:r>
@@ -446,19 +373,22 @@
             <w:tcW w:type="dxa" w:w="2409"/>
           </w:tcPr>
           <w:p>
-            <w:pPr>
-              <w:spacing w:after="20"/>
-            </w:pPr>
             <w:r>
               <w:rPr>
-                <w:sz w:val="19"/>
+                <w:sz w:val="18"/>
+              </w:rPr>
+            </w:r>
+            <w:r>
+              <w:rPr>
+                <w:b w:val="0"/>
+                <w:sz w:val="18"/>
               </w:rPr>
               <w:t xml:space="preserve">🧘 </w:t>
             </w:r>
             <w:r>
               <w:rPr>
                 <w:b/>
-                <w:sz w:val="19"/>
+                <w:sz w:val="18"/>
               </w:rPr>
               <w:t>静心开场</w:t>
             </w:r>
@@ -469,12 +399,15 @@
             <w:tcW w:type="dxa" w:w="2409"/>
           </w:tcPr>
           <w:p>
-            <w:pPr>
-              <w:spacing w:after="20"/>
-            </w:pPr>
             <w:r>
               <w:rPr>
-                <w:sz w:val="19"/>
+                <w:sz w:val="18"/>
+              </w:rPr>
+            </w:r>
+            <w:r>
+              <w:rPr>
+                <w:b w:val="0"/>
+                <w:sz w:val="18"/>
               </w:rPr>
               <w:t>10 min</w:t>
             </w:r>
@@ -485,12 +418,15 @@
             <w:tcW w:type="dxa" w:w="2409"/>
           </w:tcPr>
           <w:p>
-            <w:pPr>
-              <w:spacing w:after="20"/>
-            </w:pPr>
             <w:r>
               <w:rPr>
-                <w:sz w:val="19"/>
+                <w:sz w:val="18"/>
+              </w:rPr>
+            </w:r>
+            <w:r>
+              <w:rPr>
+                <w:b w:val="0"/>
+                <w:sz w:val="18"/>
               </w:rPr>
               <w:t>简短静坐调息（1-2分钟），进入本周主题</w:t>
             </w:r>
@@ -501,12 +437,15 @@
             <w:tcW w:type="dxa" w:w="2409"/>
           </w:tcPr>
           <w:p>
-            <w:pPr>
-              <w:spacing w:after="20"/>
-            </w:pPr>
             <w:r>
               <w:rPr>
-                <w:sz w:val="19"/>
+                <w:sz w:val="18"/>
+              </w:rPr>
+            </w:r>
+            <w:r>
+              <w:rPr>
+                <w:b w:val="0"/>
+                <w:sz w:val="18"/>
               </w:rPr>
               <w:t>带一句"我们先静坐一分钟，关注呼吸"</w:t>
             </w:r>
@@ -517,22 +456,25 @@
         <w:tc>
           <w:tcPr>
             <w:tcW w:type="dxa" w:w="2409"/>
-            <w:shd w:val="clear" w:color="auto" w:fill="F2F2F2"/>
+            <w:shd w:val="clear" w:fill="F2F5FA"/>
           </w:tcPr>
           <w:p>
-            <w:pPr>
-              <w:spacing w:after="20"/>
-            </w:pPr>
             <w:r>
               <w:rPr>
-                <w:sz w:val="19"/>
+                <w:sz w:val="18"/>
+              </w:rPr>
+            </w:r>
+            <w:r>
+              <w:rPr>
+                <w:b w:val="0"/>
+                <w:sz w:val="18"/>
               </w:rPr>
               <w:t xml:space="preserve">📖 </w:t>
             </w:r>
             <w:r>
               <w:rPr>
                 <w:b/>
-                <w:sz w:val="19"/>
+                <w:sz w:val="18"/>
               </w:rPr>
               <w:t>共读原文1</w:t>
             </w:r>
@@ -541,15 +483,18 @@
         <w:tc>
           <w:tcPr>
             <w:tcW w:type="dxa" w:w="2409"/>
-            <w:shd w:val="clear" w:color="auto" w:fill="F2F2F2"/>
+            <w:shd w:val="clear" w:fill="F2F5FA"/>
           </w:tcPr>
           <w:p>
-            <w:pPr>
-              <w:spacing w:after="20"/>
-            </w:pPr>
             <w:r>
               <w:rPr>
-                <w:sz w:val="19"/>
+                <w:sz w:val="18"/>
+              </w:rPr>
+            </w:r>
+            <w:r>
+              <w:rPr>
+                <w:b w:val="0"/>
+                <w:sz w:val="18"/>
               </w:rPr>
               <w:t>20 min</w:t>
             </w:r>
@@ -558,15 +503,18 @@
         <w:tc>
           <w:tcPr>
             <w:tcW w:type="dxa" w:w="2409"/>
-            <w:shd w:val="clear" w:color="auto" w:fill="F2F2F2"/>
+            <w:shd w:val="clear" w:fill="F2F5FA"/>
           </w:tcPr>
           <w:p>
-            <w:pPr>
-              <w:spacing w:after="20"/>
-            </w:pPr>
             <w:r>
               <w:rPr>
-                <w:sz w:val="19"/>
+                <w:sz w:val="18"/>
+              </w:rPr>
+            </w:r>
+            <w:r>
+              <w:rPr>
+                <w:b w:val="0"/>
+                <w:sz w:val="18"/>
               </w:rPr>
               <w:t>打开共读原文1，全体默读或轮流朗读重点段落</w:t>
             </w:r>
@@ -575,15 +523,18 @@
         <w:tc>
           <w:tcPr>
             <w:tcW w:type="dxa" w:w="2409"/>
-            <w:shd w:val="clear" w:color="auto" w:fill="F2F2F2"/>
+            <w:shd w:val="clear" w:fill="F2F5FA"/>
           </w:tcPr>
           <w:p>
-            <w:pPr>
-              <w:spacing w:after="20"/>
-            </w:pPr>
             <w:r>
               <w:rPr>
-                <w:sz w:val="19"/>
+                <w:sz w:val="18"/>
+              </w:rPr>
+            </w:r>
+            <w:r>
+              <w:rPr>
+                <w:b w:val="0"/>
+                <w:sz w:val="18"/>
               </w:rPr>
               <w:t>提前打印或共享屏幕，计时</w:t>
             </w:r>
@@ -596,19 +547,22 @@
             <w:tcW w:type="dxa" w:w="2409"/>
           </w:tcPr>
           <w:p>
-            <w:pPr>
-              <w:spacing w:after="20"/>
-            </w:pPr>
             <w:r>
               <w:rPr>
-                <w:sz w:val="19"/>
+                <w:sz w:val="18"/>
+              </w:rPr>
+            </w:r>
+            <w:r>
+              <w:rPr>
+                <w:b w:val="0"/>
+                <w:sz w:val="18"/>
               </w:rPr>
               <w:t xml:space="preserve">💬 </w:t>
             </w:r>
             <w:r>
               <w:rPr>
                 <w:b/>
-                <w:sz w:val="19"/>
+                <w:sz w:val="18"/>
               </w:rPr>
               <w:t>第一轮分享</w:t>
             </w:r>
@@ -619,12 +573,15 @@
             <w:tcW w:type="dxa" w:w="2409"/>
           </w:tcPr>
           <w:p>
-            <w:pPr>
-              <w:spacing w:after="20"/>
-            </w:pPr>
             <w:r>
               <w:rPr>
-                <w:sz w:val="19"/>
+                <w:sz w:val="18"/>
+              </w:rPr>
+            </w:r>
+            <w:r>
+              <w:rPr>
+                <w:b w:val="0"/>
+                <w:sz w:val="18"/>
               </w:rPr>
               <w:t>10 min</w:t>
             </w:r>
@@ -635,12 +592,15 @@
             <w:tcW w:type="dxa" w:w="2409"/>
           </w:tcPr>
           <w:p>
-            <w:pPr>
-              <w:spacing w:after="20"/>
-            </w:pPr>
             <w:r>
               <w:rPr>
-                <w:sz w:val="19"/>
+                <w:sz w:val="18"/>
+              </w:rPr>
+            </w:r>
+            <w:r>
+              <w:rPr>
+                <w:b w:val="0"/>
+                <w:sz w:val="18"/>
               </w:rPr>
               <w:t>每人轮流分享："最触动我的一句话/一个观点是什么？"</w:t>
             </w:r>
@@ -651,12 +611,15 @@
             <w:tcW w:type="dxa" w:w="2409"/>
           </w:tcPr>
           <w:p>
-            <w:pPr>
-              <w:spacing w:after="20"/>
-            </w:pPr>
             <w:r>
               <w:rPr>
-                <w:sz w:val="19"/>
+                <w:sz w:val="18"/>
+              </w:rPr>
+            </w:r>
+            <w:r>
+              <w:rPr>
+                <w:b w:val="0"/>
+                <w:sz w:val="18"/>
               </w:rPr>
               <w:t>主持第一个分享，营造安全氛围</w:t>
             </w:r>
@@ -667,22 +630,25 @@
         <w:tc>
           <w:tcPr>
             <w:tcW w:type="dxa" w:w="2409"/>
-            <w:shd w:val="clear" w:color="auto" w:fill="F2F2F2"/>
+            <w:shd w:val="clear" w:fill="F2F5FA"/>
           </w:tcPr>
           <w:p>
-            <w:pPr>
-              <w:spacing w:after="20"/>
-            </w:pPr>
             <w:r>
               <w:rPr>
-                <w:sz w:val="19"/>
+                <w:sz w:val="18"/>
+              </w:rPr>
+            </w:r>
+            <w:r>
+              <w:rPr>
+                <w:b w:val="0"/>
+                <w:sz w:val="18"/>
               </w:rPr>
               <w:t xml:space="preserve">🎯 </w:t>
             </w:r>
             <w:r>
               <w:rPr>
                 <w:b/>
-                <w:sz w:val="19"/>
+                <w:sz w:val="18"/>
               </w:rPr>
               <w:t>第一轮主题讨论</w:t>
             </w:r>
@@ -691,15 +657,18 @@
         <w:tc>
           <w:tcPr>
             <w:tcW w:type="dxa" w:w="2409"/>
-            <w:shd w:val="clear" w:color="auto" w:fill="F2F2F2"/>
+            <w:shd w:val="clear" w:fill="F2F5FA"/>
           </w:tcPr>
           <w:p>
-            <w:pPr>
-              <w:spacing w:after="20"/>
-            </w:pPr>
             <w:r>
               <w:rPr>
-                <w:sz w:val="19"/>
+                <w:sz w:val="18"/>
+              </w:rPr>
+            </w:r>
+            <w:r>
+              <w:rPr>
+                <w:b w:val="0"/>
+                <w:sz w:val="18"/>
               </w:rPr>
               <w:t>10 min</w:t>
             </w:r>
@@ -708,15 +677,18 @@
         <w:tc>
           <w:tcPr>
             <w:tcW w:type="dxa" w:w="2409"/>
-            <w:shd w:val="clear" w:color="auto" w:fill="F2F2F2"/>
+            <w:shd w:val="clear" w:fill="F2F5FA"/>
           </w:tcPr>
           <w:p>
-            <w:pPr>
-              <w:spacing w:after="20"/>
-            </w:pPr>
             <w:r>
               <w:rPr>
-                <w:sz w:val="19"/>
+                <w:sz w:val="18"/>
+              </w:rPr>
+            </w:r>
+            <w:r>
+              <w:rPr>
+                <w:b w:val="0"/>
+                <w:sz w:val="18"/>
               </w:rPr>
               <w:t>围绕共读原文1的2-3个引导问题开放式讨论</w:t>
             </w:r>
@@ -725,15 +697,18 @@
         <w:tc>
           <w:tcPr>
             <w:tcW w:type="dxa" w:w="2409"/>
-            <w:shd w:val="clear" w:color="auto" w:fill="F2F2F2"/>
+            <w:shd w:val="clear" w:fill="F2F5FA"/>
           </w:tcPr>
           <w:p>
-            <w:pPr>
-              <w:spacing w:after="20"/>
-            </w:pPr>
             <w:r>
               <w:rPr>
-                <w:sz w:val="19"/>
+                <w:sz w:val="18"/>
+              </w:rPr>
+            </w:r>
+            <w:r>
+              <w:rPr>
+                <w:b w:val="0"/>
+                <w:sz w:val="18"/>
               </w:rPr>
               <w:t>朗读问题，引导讨论，不提供答案</w:t>
             </w:r>
@@ -746,19 +721,22 @@
             <w:tcW w:type="dxa" w:w="2409"/>
           </w:tcPr>
           <w:p>
-            <w:pPr>
-              <w:spacing w:after="20"/>
-            </w:pPr>
             <w:r>
               <w:rPr>
-                <w:sz w:val="19"/>
+                <w:sz w:val="18"/>
+              </w:rPr>
+            </w:r>
+            <w:r>
+              <w:rPr>
+                <w:b w:val="0"/>
+                <w:sz w:val="18"/>
               </w:rPr>
               <w:t xml:space="preserve">🧘 </w:t>
             </w:r>
             <w:r>
               <w:rPr>
                 <w:b/>
-                <w:sz w:val="19"/>
+                <w:sz w:val="18"/>
               </w:rPr>
               <w:t>禅修练习</w:t>
             </w:r>
@@ -769,12 +747,15 @@
             <w:tcW w:type="dxa" w:w="2409"/>
           </w:tcPr>
           <w:p>
-            <w:pPr>
-              <w:spacing w:after="20"/>
-            </w:pPr>
             <w:r>
               <w:rPr>
-                <w:sz w:val="19"/>
+                <w:sz w:val="18"/>
+              </w:rPr>
+            </w:r>
+            <w:r>
+              <w:rPr>
+                <w:b w:val="0"/>
+                <w:sz w:val="18"/>
               </w:rPr>
               <w:t>15 min</w:t>
             </w:r>
@@ -785,12 +766,15 @@
             <w:tcW w:type="dxa" w:w="2409"/>
           </w:tcPr>
           <w:p>
-            <w:pPr>
-              <w:spacing w:after="20"/>
-            </w:pPr>
             <w:r>
               <w:rPr>
-                <w:sz w:val="19"/>
+                <w:sz w:val="18"/>
+              </w:rPr>
+            </w:r>
+            <w:r>
+              <w:rPr>
+                <w:b w:val="0"/>
+                <w:sz w:val="18"/>
               </w:rPr>
               <w:t>由主持人带领做本周练习（含两段原周次引导词）</w:t>
             </w:r>
@@ -801,12 +785,15 @@
             <w:tcW w:type="dxa" w:w="2409"/>
           </w:tcPr>
           <w:p>
-            <w:pPr>
-              <w:spacing w:after="20"/>
-            </w:pPr>
             <w:r>
               <w:rPr>
-                <w:sz w:val="19"/>
+                <w:sz w:val="18"/>
+              </w:rPr>
+            </w:r>
+            <w:r>
+              <w:rPr>
+                <w:b w:val="0"/>
+                <w:sz w:val="18"/>
               </w:rPr>
               <w:t>照读引导词，不评价对错</w:t>
             </w:r>
@@ -817,22 +804,25 @@
         <w:tc>
           <w:tcPr>
             <w:tcW w:type="dxa" w:w="2409"/>
-            <w:shd w:val="clear" w:color="auto" w:fill="F2F2F2"/>
+            <w:shd w:val="clear" w:fill="F2F5FA"/>
           </w:tcPr>
           <w:p>
-            <w:pPr>
-              <w:spacing w:after="20"/>
-            </w:pPr>
             <w:r>
               <w:rPr>
-                <w:sz w:val="19"/>
+                <w:sz w:val="18"/>
+              </w:rPr>
+            </w:r>
+            <w:r>
+              <w:rPr>
+                <w:b w:val="0"/>
+                <w:sz w:val="18"/>
               </w:rPr>
               <w:t xml:space="preserve">📖 </w:t>
             </w:r>
             <w:r>
               <w:rPr>
                 <w:b/>
-                <w:sz w:val="19"/>
+                <w:sz w:val="18"/>
               </w:rPr>
               <w:t>共读原文2</w:t>
             </w:r>
@@ -841,15 +831,18 @@
         <w:tc>
           <w:tcPr>
             <w:tcW w:type="dxa" w:w="2409"/>
-            <w:shd w:val="clear" w:color="auto" w:fill="F2F2F2"/>
+            <w:shd w:val="clear" w:fill="F2F5FA"/>
           </w:tcPr>
           <w:p>
-            <w:pPr>
-              <w:spacing w:after="20"/>
-            </w:pPr>
             <w:r>
               <w:rPr>
-                <w:sz w:val="19"/>
+                <w:sz w:val="18"/>
+              </w:rPr>
+            </w:r>
+            <w:r>
+              <w:rPr>
+                <w:b w:val="0"/>
+                <w:sz w:val="18"/>
               </w:rPr>
               <w:t>20 min</w:t>
             </w:r>
@@ -858,15 +851,18 @@
         <w:tc>
           <w:tcPr>
             <w:tcW w:type="dxa" w:w="2409"/>
-            <w:shd w:val="clear" w:color="auto" w:fill="F2F2F2"/>
+            <w:shd w:val="clear" w:fill="F2F5FA"/>
           </w:tcPr>
           <w:p>
-            <w:pPr>
-              <w:spacing w:after="20"/>
-            </w:pPr>
             <w:r>
               <w:rPr>
-                <w:sz w:val="19"/>
+                <w:sz w:val="18"/>
+              </w:rPr>
+            </w:r>
+            <w:r>
+              <w:rPr>
+                <w:b w:val="0"/>
+                <w:sz w:val="18"/>
               </w:rPr>
               <w:t>打开共读原文2，全体默读或轮流朗读重点段落</w:t>
             </w:r>
@@ -875,15 +871,18 @@
         <w:tc>
           <w:tcPr>
             <w:tcW w:type="dxa" w:w="2409"/>
-            <w:shd w:val="clear" w:color="auto" w:fill="F2F2F2"/>
+            <w:shd w:val="clear" w:fill="F2F5FA"/>
           </w:tcPr>
           <w:p>
-            <w:pPr>
-              <w:spacing w:after="20"/>
-            </w:pPr>
             <w:r>
               <w:rPr>
-                <w:sz w:val="19"/>
+                <w:sz w:val="18"/>
+              </w:rPr>
+            </w:r>
+            <w:r>
+              <w:rPr>
+                <w:b w:val="0"/>
+                <w:sz w:val="18"/>
               </w:rPr>
               <w:t>计时</w:t>
             </w:r>
@@ -896,19 +895,22 @@
             <w:tcW w:type="dxa" w:w="2409"/>
           </w:tcPr>
           <w:p>
-            <w:pPr>
-              <w:spacing w:after="20"/>
-            </w:pPr>
             <w:r>
               <w:rPr>
-                <w:sz w:val="19"/>
+                <w:sz w:val="18"/>
+              </w:rPr>
+            </w:r>
+            <w:r>
+              <w:rPr>
+                <w:b w:val="0"/>
+                <w:sz w:val="18"/>
               </w:rPr>
               <w:t xml:space="preserve">💬 </w:t>
             </w:r>
             <w:r>
               <w:rPr>
                 <w:b/>
-                <w:sz w:val="19"/>
+                <w:sz w:val="18"/>
               </w:rPr>
               <w:t>第二轮分享</w:t>
             </w:r>
@@ -919,12 +921,15 @@
             <w:tcW w:type="dxa" w:w="2409"/>
           </w:tcPr>
           <w:p>
-            <w:pPr>
-              <w:spacing w:after="20"/>
-            </w:pPr>
             <w:r>
               <w:rPr>
-                <w:sz w:val="19"/>
+                <w:sz w:val="18"/>
+              </w:rPr>
+            </w:r>
+            <w:r>
+              <w:rPr>
+                <w:b w:val="0"/>
+                <w:sz w:val="18"/>
               </w:rPr>
               <w:t>10 min</w:t>
             </w:r>
@@ -935,12 +940,15 @@
             <w:tcW w:type="dxa" w:w="2409"/>
           </w:tcPr>
           <w:p>
-            <w:pPr>
-              <w:spacing w:after="20"/>
-            </w:pPr>
             <w:r>
               <w:rPr>
-                <w:sz w:val="19"/>
+                <w:sz w:val="18"/>
+              </w:rPr>
+            </w:r>
+            <w:r>
+              <w:rPr>
+                <w:b w:val="0"/>
+                <w:sz w:val="18"/>
               </w:rPr>
               <w:t>每人轮流分享</w:t>
             </w:r>
@@ -951,12 +959,15 @@
             <w:tcW w:type="dxa" w:w="2409"/>
           </w:tcPr>
           <w:p>
-            <w:pPr>
-              <w:spacing w:after="20"/>
-            </w:pPr>
             <w:r>
               <w:rPr>
-                <w:sz w:val="19"/>
+                <w:sz w:val="18"/>
+              </w:rPr>
+            </w:r>
+            <w:r>
+              <w:rPr>
+                <w:b w:val="0"/>
+                <w:sz w:val="18"/>
               </w:rPr>
               <w:t>主持第一个分享</w:t>
             </w:r>
@@ -967,22 +978,25 @@
         <w:tc>
           <w:tcPr>
             <w:tcW w:type="dxa" w:w="2409"/>
-            <w:shd w:val="clear" w:color="auto" w:fill="F2F2F2"/>
+            <w:shd w:val="clear" w:fill="F2F5FA"/>
           </w:tcPr>
           <w:p>
-            <w:pPr>
-              <w:spacing w:after="20"/>
-            </w:pPr>
             <w:r>
               <w:rPr>
-                <w:sz w:val="19"/>
+                <w:sz w:val="18"/>
+              </w:rPr>
+            </w:r>
+            <w:r>
+              <w:rPr>
+                <w:b w:val="0"/>
+                <w:sz w:val="18"/>
               </w:rPr>
               <w:t xml:space="preserve">🎯 </w:t>
             </w:r>
             <w:r>
               <w:rPr>
                 <w:b/>
-                <w:sz w:val="19"/>
+                <w:sz w:val="18"/>
               </w:rPr>
               <w:t>第二轮主题讨论</w:t>
             </w:r>
@@ -991,15 +1005,18 @@
         <w:tc>
           <w:tcPr>
             <w:tcW w:type="dxa" w:w="2409"/>
-            <w:shd w:val="clear" w:color="auto" w:fill="F2F2F2"/>
+            <w:shd w:val="clear" w:fill="F2F5FA"/>
           </w:tcPr>
           <w:p>
-            <w:pPr>
-              <w:spacing w:after="20"/>
-            </w:pPr>
             <w:r>
               <w:rPr>
-                <w:sz w:val="19"/>
+                <w:sz w:val="18"/>
+              </w:rPr>
+            </w:r>
+            <w:r>
+              <w:rPr>
+                <w:b w:val="0"/>
+                <w:sz w:val="18"/>
               </w:rPr>
               <w:t>10 min</w:t>
             </w:r>
@@ -1008,15 +1025,18 @@
         <w:tc>
           <w:tcPr>
             <w:tcW w:type="dxa" w:w="2409"/>
-            <w:shd w:val="clear" w:color="auto" w:fill="F2F2F2"/>
+            <w:shd w:val="clear" w:fill="F2F5FA"/>
           </w:tcPr>
           <w:p>
-            <w:pPr>
-              <w:spacing w:after="20"/>
-            </w:pPr>
             <w:r>
               <w:rPr>
-                <w:sz w:val="19"/>
+                <w:sz w:val="18"/>
+              </w:rPr>
+            </w:r>
+            <w:r>
+              <w:rPr>
+                <w:b w:val="0"/>
+                <w:sz w:val="18"/>
               </w:rPr>
               <w:t>围绕共读原文2的引导问题讨论</w:t>
             </w:r>
@@ -1025,15 +1045,18 @@
         <w:tc>
           <w:tcPr>
             <w:tcW w:type="dxa" w:w="2409"/>
-            <w:shd w:val="clear" w:color="auto" w:fill="F2F2F2"/>
+            <w:shd w:val="clear" w:fill="F2F5FA"/>
           </w:tcPr>
           <w:p>
-            <w:pPr>
-              <w:spacing w:after="20"/>
-            </w:pPr>
             <w:r>
               <w:rPr>
-                <w:sz w:val="19"/>
+                <w:sz w:val="18"/>
+              </w:rPr>
+            </w:r>
+            <w:r>
+              <w:rPr>
+                <w:b w:val="0"/>
+                <w:sz w:val="18"/>
               </w:rPr>
               <w:t>朗读问题，不提供答案</w:t>
             </w:r>
@@ -1046,19 +1069,22 @@
             <w:tcW w:type="dxa" w:w="2409"/>
           </w:tcPr>
           <w:p>
-            <w:pPr>
-              <w:spacing w:after="20"/>
-            </w:pPr>
             <w:r>
               <w:rPr>
-                <w:sz w:val="19"/>
+                <w:sz w:val="18"/>
+              </w:rPr>
+            </w:r>
+            <w:r>
+              <w:rPr>
+                <w:b w:val="0"/>
+                <w:sz w:val="18"/>
               </w:rPr>
               <w:t xml:space="preserve">🔚 </w:t>
             </w:r>
             <w:r>
               <w:rPr>
                 <w:b/>
-                <w:sz w:val="19"/>
+                <w:sz w:val="18"/>
               </w:rPr>
               <w:t>收尾与回向</w:t>
             </w:r>
@@ -1069,12 +1095,15 @@
             <w:tcW w:type="dxa" w:w="2409"/>
           </w:tcPr>
           <w:p>
-            <w:pPr>
-              <w:spacing w:after="20"/>
-            </w:pPr>
             <w:r>
               <w:rPr>
-                <w:sz w:val="19"/>
+                <w:sz w:val="18"/>
+              </w:rPr>
+            </w:r>
+            <w:r>
+              <w:rPr>
+                <w:b w:val="0"/>
+                <w:sz w:val="18"/>
               </w:rPr>
               <w:t>15 min</w:t>
             </w:r>
@@ -1085,12 +1114,15 @@
             <w:tcW w:type="dxa" w:w="2409"/>
           </w:tcPr>
           <w:p>
-            <w:pPr>
-              <w:spacing w:after="20"/>
-            </w:pPr>
             <w:r>
               <w:rPr>
-                <w:sz w:val="19"/>
+                <w:sz w:val="18"/>
+              </w:rPr>
+            </w:r>
+            <w:r>
+              <w:rPr>
+                <w:b w:val="0"/>
+                <w:sz w:val="18"/>
               </w:rPr>
               <w:t>每人一句话总结 + 下周预告 + 回向</w:t>
             </w:r>
@@ -1101,12 +1133,15 @@
             <w:tcW w:type="dxa" w:w="2409"/>
           </w:tcPr>
           <w:p>
-            <w:pPr>
-              <w:spacing w:after="20"/>
-            </w:pPr>
             <w:r>
               <w:rPr>
-                <w:sz w:val="19"/>
+                <w:sz w:val="18"/>
+              </w:rPr>
+            </w:r>
+            <w:r>
+              <w:rPr>
+                <w:b w:val="0"/>
+                <w:sz w:val="18"/>
               </w:rPr>
               <w:t>主持轮流发言，布置材料</w:t>
             </w:r>
@@ -1117,16 +1152,18 @@
         <w:tc>
           <w:tcPr>
             <w:tcW w:type="dxa" w:w="2409"/>
-            <w:shd w:val="clear" w:color="auto" w:fill="F2F2F2"/>
+            <w:shd w:val="clear" w:fill="F2F5FA"/>
           </w:tcPr>
           <w:p>
-            <w:pPr>
-              <w:spacing w:after="20"/>
-            </w:pPr>
+            <w:r>
+              <w:rPr>
+                <w:sz w:val="18"/>
+              </w:rPr>
+            </w:r>
             <w:r>
               <w:rPr>
                 <w:b/>
-                <w:sz w:val="19"/>
+                <w:sz w:val="18"/>
               </w:rPr>
               <w:t>合计</w:t>
             </w:r>
@@ -1135,16 +1172,18 @@
         <w:tc>
           <w:tcPr>
             <w:tcW w:type="dxa" w:w="2409"/>
-            <w:shd w:val="clear" w:color="auto" w:fill="F2F2F2"/>
+            <w:shd w:val="clear" w:fill="F2F5FA"/>
           </w:tcPr>
           <w:p>
-            <w:pPr>
-              <w:spacing w:after="20"/>
-            </w:pPr>
+            <w:r>
+              <w:rPr>
+                <w:sz w:val="18"/>
+              </w:rPr>
+            </w:r>
             <w:r>
               <w:rPr>
                 <w:b/>
-                <w:sz w:val="19"/>
+                <w:sz w:val="18"/>
               </w:rPr>
               <w:t>120 min</w:t>
             </w:r>
@@ -1153,249 +1192,168 @@
         <w:tc>
           <w:tcPr>
             <w:tcW w:type="dxa" w:w="2409"/>
-            <w:shd w:val="clear" w:color="auto" w:fill="F2F2F2"/>
+            <w:shd w:val="clear" w:fill="F2F5FA"/>
           </w:tcPr>
           <w:p>
-            <w:pPr>
-              <w:spacing w:after="20"/>
-            </w:pPr>
+            <w:r>
+              <w:rPr>
+                <w:sz w:val="18"/>
+              </w:rPr>
+            </w:r>
           </w:p>
         </w:tc>
         <w:tc>
           <w:tcPr>
             <w:tcW w:type="dxa" w:w="2409"/>
-            <w:shd w:val="clear" w:color="auto" w:fill="F2F2F2"/>
+            <w:shd w:val="clear" w:fill="F2F5FA"/>
           </w:tcPr>
           <w:p>
-            <w:pPr>
-              <w:spacing w:after="20"/>
-            </w:pPr>
+            <w:r>
+              <w:rPr>
+                <w:sz w:val="18"/>
+              </w:rPr>
+            </w:r>
           </w:p>
         </w:tc>
       </w:tr>
     </w:tbl>
     <w:p>
-      <w:pPr>
-        <w:spacing w:before="160" w:after="80"/>
-      </w:pPr>
       <w:r>
         <w:rPr>
-          <w:rFonts w:ascii="Microsoft YaHei" w:hAnsi="Microsoft YaHei" w:eastAsia="Microsoft YaHei"/>
           <w:b/>
           <w:color w:val="1F3864"/>
-          <w:sz w:val="28"/>
+          <w:sz w:val="26"/>
         </w:rPr>
         <w:t>三、主持人的11条守则</w:t>
       </w:r>
     </w:p>
     <w:p>
       <w:pPr>
-        <w:ind w:left="340"/>
+        <w:pStyle w:val="ListNumber"/>
       </w:pPr>
       <w:r>
         <w:rPr>
-          <w:b/>
-          <w:sz w:val="21"/>
-        </w:rPr>
-        <w:t xml:space="preserve">1. </w:t>
-      </w:r>
-      <w:r>
-        <w:rPr>
-          <w:sz w:val="21"/>
+          <w:b w:val="0"/>
         </w:rPr>
         <w:t>你不需要懂内容——你只需要按流程走</w:t>
       </w:r>
     </w:p>
     <w:p>
       <w:pPr>
-        <w:ind w:left="340"/>
+        <w:pStyle w:val="ListNumber"/>
       </w:pPr>
       <w:r>
         <w:rPr>
-          <w:b/>
-          <w:sz w:val="21"/>
-        </w:rPr>
-        <w:t xml:space="preserve">2. </w:t>
-      </w:r>
-      <w:r>
-        <w:rPr>
-          <w:sz w:val="21"/>
+          <w:b w:val="0"/>
         </w:rPr>
         <w:t>不要讲解——让原文自己说话，让每个人从原文中获取自己的理解</w:t>
       </w:r>
     </w:p>
     <w:p>
       <w:pPr>
-        <w:ind w:left="340"/>
+        <w:pStyle w:val="ListNumber"/>
       </w:pPr>
       <w:r>
         <w:rPr>
-          <w:b/>
-          <w:sz w:val="21"/>
-        </w:rPr>
-        <w:t xml:space="preserve">3. </w:t>
-      </w:r>
-      <w:r>
-        <w:rPr>
-          <w:sz w:val="21"/>
+          <w:b w:val="0"/>
         </w:rPr>
         <w:t>当有人问"正确答案是什么"时，温柔地说："我们先听听大家的看法"</w:t>
       </w:r>
     </w:p>
     <w:p>
       <w:pPr>
-        <w:ind w:left="340"/>
+        <w:pStyle w:val="ListNumber"/>
       </w:pPr>
       <w:r>
         <w:rPr>
-          <w:b/>
-          <w:sz w:val="21"/>
-        </w:rPr>
-        <w:t xml:space="preserve">4. </w:t>
-      </w:r>
-      <w:r>
-        <w:rPr>
-          <w:sz w:val="21"/>
+          <w:b w:val="0"/>
         </w:rPr>
         <w:t>确保每个人都有说话的机会——可用"我们还没听到某某的想法"</w:t>
       </w:r>
     </w:p>
     <w:p>
       <w:pPr>
-        <w:ind w:left="340"/>
+        <w:pStyle w:val="ListNumber"/>
       </w:pPr>
       <w:r>
         <w:rPr>
-          <w:b/>
-          <w:sz w:val="21"/>
-        </w:rPr>
-        <w:t xml:space="preserve">5. </w:t>
-      </w:r>
-      <w:r>
-        <w:rPr>
-          <w:sz w:val="21"/>
+          <w:b w:val="0"/>
         </w:rPr>
         <w:t>如果有人跑题太久，说："这个很有意思，我们先把话题拉回到今天的原文"</w:t>
       </w:r>
     </w:p>
     <w:p>
       <w:pPr>
-        <w:ind w:left="340"/>
+        <w:pStyle w:val="ListNumber"/>
       </w:pPr>
       <w:r>
         <w:rPr>
-          <w:b/>
-          <w:sz w:val="21"/>
-        </w:rPr>
-        <w:t xml:space="preserve">6. </w:t>
-      </w:r>
-      <w:r>
-        <w:rPr>
-          <w:sz w:val="21"/>
+          <w:b w:val="0"/>
         </w:rPr>
         <w:t>如果有人发生争论，说："我们听到两种不同的看法，这很好，大家都可以保留自己的理解"</w:t>
       </w:r>
     </w:p>
     <w:p>
       <w:pPr>
-        <w:ind w:left="340"/>
+        <w:pStyle w:val="ListNumber"/>
       </w:pPr>
       <w:r>
         <w:rPr>
-          <w:b/>
-          <w:sz w:val="21"/>
-        </w:rPr>
-        <w:t xml:space="preserve">7. </w:t>
-      </w:r>
-      <w:r>
-        <w:rPr>
-          <w:sz w:val="21"/>
+          <w:b w:val="0"/>
         </w:rPr>
         <w:t>永远不说"我来解释一下"——而是说"原文里是怎么说的？我们再读一遍那段"</w:t>
       </w:r>
     </w:p>
     <w:p>
       <w:pPr>
-        <w:ind w:left="340"/>
+        <w:pStyle w:val="ListNumber"/>
       </w:pPr>
       <w:r>
         <w:rPr>
-          <w:b/>
-          <w:sz w:val="21"/>
-        </w:rPr>
-        <w:t xml:space="preserve">8. </w:t>
-      </w:r>
-      <w:r>
-        <w:rPr>
-          <w:sz w:val="21"/>
+          <w:b w:val="0"/>
         </w:rPr>
         <w:t>第一轮分享不允许对别人的发言做评论——每人只说自己的触动</w:t>
       </w:r>
     </w:p>
     <w:p>
       <w:pPr>
-        <w:ind w:left="340"/>
+        <w:pStyle w:val="ListNumber"/>
       </w:pPr>
       <w:r>
         <w:rPr>
-          <w:b/>
-          <w:sz w:val="21"/>
-        </w:rPr>
-        <w:t xml:space="preserve">9. </w:t>
-      </w:r>
-      <w:r>
-        <w:rPr>
-          <w:sz w:val="21"/>
+          <w:b w:val="0"/>
         </w:rPr>
         <w:t>禅修/实践练习照读引导词即可——不需要会持戒，也不需要示范；练习中的自我回顾属于个人内心作业，公开分享以自愿为限</w:t>
       </w:r>
     </w:p>
     <w:p>
       <w:pPr>
-        <w:ind w:left="340"/>
+        <w:pStyle w:val="ListNumber"/>
       </w:pPr>
       <w:r>
         <w:rPr>
-          <w:b/>
-          <w:sz w:val="21"/>
-        </w:rPr>
-        <w:t xml:space="preserve">10. </w:t>
-      </w:r>
-      <w:r>
-        <w:rPr>
-          <w:sz w:val="21"/>
+          <w:b w:val="0"/>
         </w:rPr>
         <w:t>时间到了就推进——不必等每个问题都"讨论透彻"</w:t>
       </w:r>
     </w:p>
     <w:p>
       <w:pPr>
-        <w:ind w:left="340"/>
+        <w:pStyle w:val="ListNumber"/>
       </w:pPr>
       <w:r>
         <w:rPr>
-          <w:b/>
-          <w:sz w:val="21"/>
-        </w:rPr>
-        <w:t xml:space="preserve">11. </w:t>
-      </w:r>
-      <w:r>
-        <w:rPr>
-          <w:sz w:val="21"/>
+          <w:b w:val="0"/>
         </w:rPr>
         <w:t>最后留出时间让大家一起回向，把共学的功德回向给一切众生</w:t>
       </w:r>
     </w:p>
     <w:p>
-      <w:pPr>
-        <w:spacing w:before="160" w:after="80"/>
-      </w:pPr>
       <w:r>
         <w:rPr>
-          <w:rFonts w:ascii="Microsoft YaHei" w:hAnsi="Microsoft YaHei" w:eastAsia="Microsoft YaHei"/>
           <w:b/>
           <w:color w:val="1F3864"/>
-          <w:sz w:val="28"/>
+          <w:sz w:val="26"/>
         </w:rPr>
         <w:t>四、禅修/实践练习特别提示（很重要！）</w:t>
       </w:r>
@@ -1403,33 +1361,31 @@
     <w:p>
       <w:r>
         <w:rPr>
-          <w:sz w:val="21"/>
+          <w:b w:val="0"/>
         </w:rPr>
         <w:t>持戒与戒律生活读书会和一般读书会不同——</w:t>
       </w:r>
       <w:r>
         <w:rPr>
           <w:b/>
-          <w:sz w:val="21"/>
         </w:rPr>
         <w:t>它包含实际的练习/实践环节</w:t>
       </w:r>
       <w:r>
         <w:rPr>
-          <w:sz w:val="21"/>
+          <w:b w:val="0"/>
         </w:rPr>
         <w:t>。每周标准流程中的"🧘 禅修练习"（15分钟），由主持人带领大家做当周的练习：</w:t>
       </w:r>
       <w:r>
         <w:rPr>
           <w:b/>
-          <w:sz w:val="21"/>
         </w:rPr>
         <w:t>把每周文档里写好的引导词照读一遍即可</w:t>
       </w:r>
       <w:r>
         <w:rPr>
-          <w:sz w:val="21"/>
+          <w:b w:val="0"/>
         </w:rPr>
         <w:t>。八周练习安排如下：</w:t>
       </w:r>
@@ -1438,7 +1394,6 @@
       <w:tblPr>
         <w:tblStyle w:val="TableGrid"/>
         <w:tblW w:type="auto" w:w="0"/>
-        <w:jc w:val="center"/>
         <w:tblLook w:firstColumn="1" w:firstRow="1" w:lastColumn="0" w:lastRow="0" w:noHBand="0" w:noVBand="1" w:val="04A0"/>
       </w:tblPr>
       <w:tblGrid>
@@ -1450,17 +1405,20 @@
         <w:tc>
           <w:tcPr>
             <w:tcW w:type="dxa" w:w="3213"/>
-            <w:shd w:val="clear" w:color="auto" w:fill="1F3864"/>
+            <w:shd w:val="clear" w:fill="1F3864"/>
           </w:tcPr>
           <w:p>
-            <w:pPr>
-              <w:spacing w:after="20"/>
-            </w:pPr>
             <w:r>
               <w:rPr>
-                <w:b/>
                 <w:color w:val="FFFFFF"/>
-                <w:sz w:val="19"/>
+                <w:sz w:val="18"/>
+              </w:rPr>
+            </w:r>
+            <w:r>
+              <w:rPr>
+                <w:b w:val="0"/>
+                <w:color w:val="FFFFFF"/>
+                <w:sz w:val="18"/>
               </w:rPr>
               <w:t>周次</w:t>
             </w:r>
@@ -1469,17 +1427,20 @@
         <w:tc>
           <w:tcPr>
             <w:tcW w:type="dxa" w:w="3213"/>
-            <w:shd w:val="clear" w:color="auto" w:fill="1F3864"/>
+            <w:shd w:val="clear" w:fill="1F3864"/>
           </w:tcPr>
           <w:p>
-            <w:pPr>
-              <w:spacing w:after="20"/>
-            </w:pPr>
             <w:r>
               <w:rPr>
-                <w:b/>
                 <w:color w:val="FFFFFF"/>
-                <w:sz w:val="19"/>
+                <w:sz w:val="18"/>
+              </w:rPr>
+            </w:r>
+            <w:r>
+              <w:rPr>
+                <w:b w:val="0"/>
+                <w:color w:val="FFFFFF"/>
+                <w:sz w:val="18"/>
               </w:rPr>
               <w:t>练习/实践内容</w:t>
             </w:r>
@@ -1488,17 +1449,20 @@
         <w:tc>
           <w:tcPr>
             <w:tcW w:type="dxa" w:w="3213"/>
-            <w:shd w:val="clear" w:color="auto" w:fill="1F3864"/>
+            <w:shd w:val="clear" w:fill="1F3864"/>
           </w:tcPr>
           <w:p>
-            <w:pPr>
-              <w:spacing w:after="20"/>
-            </w:pPr>
             <w:r>
               <w:rPr>
-                <w:b/>
                 <w:color w:val="FFFFFF"/>
-                <w:sz w:val="19"/>
+                <w:sz w:val="18"/>
+              </w:rPr>
+            </w:r>
+            <w:r>
+              <w:rPr>
+                <w:b w:val="0"/>
+                <w:color w:val="FFFFFF"/>
+                <w:sz w:val="18"/>
               </w:rPr>
               <w:t>摘要</w:t>
             </w:r>
@@ -1511,12 +1475,15 @@
             <w:tcW w:type="dxa" w:w="3213"/>
           </w:tcPr>
           <w:p>
-            <w:pPr>
-              <w:spacing w:after="20"/>
-            </w:pPr>
             <w:r>
               <w:rPr>
-                <w:sz w:val="19"/>
+                <w:sz w:val="18"/>
+              </w:rPr>
+            </w:r>
+            <w:r>
+              <w:rPr>
+                <w:b w:val="0"/>
+                <w:sz w:val="18"/>
               </w:rPr>
               <w:t>第1周</w:t>
             </w:r>
@@ -1527,12 +1494,15 @@
             <w:tcW w:type="dxa" w:w="3213"/>
           </w:tcPr>
           <w:p>
-            <w:pPr>
-              <w:spacing w:after="20"/>
-            </w:pPr>
             <w:r>
               <w:rPr>
-                <w:sz w:val="19"/>
+                <w:sz w:val="18"/>
+              </w:rPr>
+            </w:r>
+            <w:r>
+              <w:rPr>
+                <w:b w:val="0"/>
+                <w:sz w:val="18"/>
               </w:rPr>
               <w:t>安住于戒——从持戒到轻安</w:t>
             </w:r>
@@ -1543,12 +1513,15 @@
             <w:tcW w:type="dxa" w:w="3213"/>
           </w:tcPr>
           <w:p>
-            <w:pPr>
-              <w:spacing w:after="20"/>
-            </w:pPr>
             <w:r>
               <w:rPr>
-                <w:sz w:val="19"/>
+                <w:sz w:val="18"/>
+              </w:rPr>
+            </w:r>
+            <w:r>
+              <w:rPr>
+                <w:b w:val="0"/>
+                <w:sz w:val="18"/>
               </w:rPr>
               <w:t>自我回顾（有没有"明知不该做却做了"的事）＋在心里默念链条"戒→不后悔→愉悦→轻安→定"</w:t>
             </w:r>
@@ -1559,15 +1532,18 @@
         <w:tc>
           <w:tcPr>
             <w:tcW w:type="dxa" w:w="3213"/>
-            <w:shd w:val="clear" w:color="auto" w:fill="F2F2F2"/>
+            <w:shd w:val="clear" w:fill="F2F5FA"/>
           </w:tcPr>
           <w:p>
-            <w:pPr>
-              <w:spacing w:after="20"/>
-            </w:pPr>
             <w:r>
               <w:rPr>
-                <w:sz w:val="19"/>
+                <w:sz w:val="18"/>
+              </w:rPr>
+            </w:r>
+            <w:r>
+              <w:rPr>
+                <w:b w:val="0"/>
+                <w:sz w:val="18"/>
               </w:rPr>
               <w:t>第2周</w:t>
             </w:r>
@@ -1576,15 +1552,18 @@
         <w:tc>
           <w:tcPr>
             <w:tcW w:type="dxa" w:w="3213"/>
-            <w:shd w:val="clear" w:color="auto" w:fill="F2F2F2"/>
+            <w:shd w:val="clear" w:fill="F2F5FA"/>
           </w:tcPr>
           <w:p>
-            <w:pPr>
-              <w:spacing w:after="20"/>
-            </w:pPr>
             <w:r>
               <w:rPr>
-                <w:sz w:val="19"/>
+                <w:sz w:val="18"/>
+              </w:rPr>
+            </w:r>
+            <w:r>
+              <w:rPr>
+                <w:b w:val="0"/>
+                <w:sz w:val="18"/>
               </w:rPr>
               <w:t>受一次五戒，做一次戒随念</w:t>
             </w:r>
@@ -1593,15 +1572,18 @@
         <w:tc>
           <w:tcPr>
             <w:tcW w:type="dxa" w:w="3213"/>
-            <w:shd w:val="clear" w:color="auto" w:fill="F2F2F2"/>
+            <w:shd w:val="clear" w:fill="F2F5FA"/>
           </w:tcPr>
           <w:p>
-            <w:pPr>
-              <w:spacing w:after="20"/>
-            </w:pPr>
             <w:r>
               <w:rPr>
-                <w:sz w:val="19"/>
+                <w:sz w:val="18"/>
+              </w:rPr>
+            </w:r>
+            <w:r>
+              <w:rPr>
+                <w:b w:val="0"/>
+                <w:sz w:val="18"/>
               </w:rPr>
               <w:t>照共读材料②的仪轨受一次三皈五戒，再在心里逐条忆念自己守住的学处</w:t>
             </w:r>
@@ -1614,12 +1596,15 @@
             <w:tcW w:type="dxa" w:w="3213"/>
           </w:tcPr>
           <w:p>
-            <w:pPr>
-              <w:spacing w:after="20"/>
-            </w:pPr>
             <w:r>
               <w:rPr>
-                <w:sz w:val="19"/>
+                <w:sz w:val="18"/>
+              </w:rPr>
+            </w:r>
+            <w:r>
+              <w:rPr>
+                <w:b w:val="0"/>
+                <w:sz w:val="18"/>
               </w:rPr>
               <w:t>第3周</w:t>
             </w:r>
@@ -1630,12 +1615,15 @@
             <w:tcW w:type="dxa" w:w="3213"/>
           </w:tcPr>
           <w:p>
-            <w:pPr>
-              <w:spacing w:after="20"/>
-            </w:pPr>
             <w:r>
               <w:rPr>
-                <w:sz w:val="19"/>
+                <w:sz w:val="18"/>
+              </w:rPr>
+            </w:r>
+            <w:r>
+              <w:rPr>
+                <w:b w:val="0"/>
+                <w:sz w:val="18"/>
               </w:rPr>
               <w:t>以慈俱行——慈心九戒第九支的轻体验</w:t>
             </w:r>
@@ -1646,12 +1634,15 @@
             <w:tcW w:type="dxa" w:w="3213"/>
           </w:tcPr>
           <w:p>
-            <w:pPr>
-              <w:spacing w:after="20"/>
-            </w:pPr>
             <w:r>
               <w:rPr>
-                <w:sz w:val="19"/>
+                <w:sz w:val="18"/>
+              </w:rPr>
+            </w:r>
+            <w:r>
+              <w:rPr>
+                <w:b w:val="0"/>
+                <w:sz w:val="18"/>
               </w:rPr>
               <w:t>对自己→一位善人→一群人→一切众生，散播四句祝愿（不涉《应作慈爱经》经文，完整共读见读书会02）</w:t>
             </w:r>
@@ -1662,15 +1653,18 @@
         <w:tc>
           <w:tcPr>
             <w:tcW w:type="dxa" w:w="3213"/>
-            <w:shd w:val="clear" w:color="auto" w:fill="F2F2F2"/>
+            <w:shd w:val="clear" w:fill="F2F5FA"/>
           </w:tcPr>
           <w:p>
-            <w:pPr>
-              <w:spacing w:after="20"/>
-            </w:pPr>
             <w:r>
               <w:rPr>
-                <w:sz w:val="19"/>
+                <w:sz w:val="18"/>
+              </w:rPr>
+            </w:r>
+            <w:r>
+              <w:rPr>
+                <w:b w:val="0"/>
+                <w:sz w:val="18"/>
               </w:rPr>
               <w:t>第4周</w:t>
             </w:r>
@@ -1679,15 +1673,18 @@
         <w:tc>
           <w:tcPr>
             <w:tcW w:type="dxa" w:w="3213"/>
-            <w:shd w:val="clear" w:color="auto" w:fill="F2F2F2"/>
+            <w:shd w:val="clear" w:fill="F2F5FA"/>
           </w:tcPr>
           <w:p>
-            <w:pPr>
-              <w:spacing w:after="20"/>
-            </w:pPr>
             <w:r>
               <w:rPr>
-                <w:sz w:val="19"/>
+                <w:sz w:val="18"/>
+              </w:rPr>
+            </w:r>
+            <w:r>
+              <w:rPr>
+                <w:b w:val="0"/>
+                <w:sz w:val="18"/>
               </w:rPr>
               <w:t>修一次戒随念</w:t>
             </w:r>
@@ -1696,15 +1693,18 @@
         <w:tc>
           <w:tcPr>
             <w:tcW w:type="dxa" w:w="3213"/>
-            <w:shd w:val="clear" w:color="auto" w:fill="F2F2F2"/>
+            <w:shd w:val="clear" w:fill="F2F5FA"/>
           </w:tcPr>
           <w:p>
-            <w:pPr>
-              <w:spacing w:after="20"/>
-            </w:pPr>
             <w:r>
               <w:rPr>
-                <w:sz w:val="19"/>
+                <w:sz w:val="18"/>
+              </w:rPr>
+            </w:r>
+            <w:r>
+              <w:rPr>
+                <w:b w:val="0"/>
+                <w:sz w:val="18"/>
               </w:rPr>
               <w:t>逐条忆念自己持戒的清净（哪怕只守住了两个小时），在心里说一句"我的戒是清净的，我无须后悔"</w:t>
             </w:r>
@@ -1717,12 +1717,15 @@
             <w:tcW w:type="dxa" w:w="3213"/>
           </w:tcPr>
           <w:p>
-            <w:pPr>
-              <w:spacing w:after="20"/>
-            </w:pPr>
             <w:r>
               <w:rPr>
-                <w:sz w:val="19"/>
+                <w:sz w:val="18"/>
+              </w:rPr>
+            </w:r>
+            <w:r>
+              <w:rPr>
+                <w:b w:val="0"/>
+                <w:sz w:val="18"/>
               </w:rPr>
               <w:t>第5周</w:t>
             </w:r>
@@ -1733,12 +1736,15 @@
             <w:tcW w:type="dxa" w:w="3213"/>
           </w:tcPr>
           <w:p>
-            <w:pPr>
-              <w:spacing w:after="20"/>
-            </w:pPr>
             <w:r>
               <w:rPr>
-                <w:sz w:val="19"/>
+                <w:sz w:val="18"/>
+              </w:rPr>
+            </w:r>
+            <w:r>
+              <w:rPr>
+                <w:b w:val="0"/>
+                <w:sz w:val="18"/>
               </w:rPr>
               <w:t>承认与放下</w:t>
             </w:r>
@@ -1749,12 +1755,15 @@
             <w:tcW w:type="dxa" w:w="3213"/>
           </w:tcPr>
           <w:p>
-            <w:pPr>
-              <w:spacing w:after="20"/>
-            </w:pPr>
             <w:r>
               <w:rPr>
-                <w:sz w:val="19"/>
+                <w:sz w:val="18"/>
+              </w:rPr>
+            </w:r>
+            <w:r>
+              <w:rPr>
+                <w:b w:val="0"/>
+                <w:sz w:val="18"/>
               </w:rPr>
               <w:t>承认"戒也会被弄脏"，只"知道"、不追问细节，像洗衣一样把它轻轻放回水里</w:t>
             </w:r>
@@ -1765,15 +1774,18 @@
         <w:tc>
           <w:tcPr>
             <w:tcW w:type="dxa" w:w="3213"/>
-            <w:shd w:val="clear" w:color="auto" w:fill="F2F2F2"/>
+            <w:shd w:val="clear" w:fill="F2F5FA"/>
           </w:tcPr>
           <w:p>
-            <w:pPr>
-              <w:spacing w:after="20"/>
-            </w:pPr>
             <w:r>
               <w:rPr>
-                <w:sz w:val="19"/>
+                <w:sz w:val="18"/>
+              </w:rPr>
+            </w:r>
+            <w:r>
+              <w:rPr>
+                <w:b w:val="0"/>
+                <w:sz w:val="18"/>
               </w:rPr>
               <w:t>第6周</w:t>
             </w:r>
@@ -1782,15 +1794,18 @@
         <w:tc>
           <w:tcPr>
             <w:tcW w:type="dxa" w:w="3213"/>
-            <w:shd w:val="clear" w:color="auto" w:fill="F2F2F2"/>
+            <w:shd w:val="clear" w:fill="F2F5FA"/>
           </w:tcPr>
           <w:p>
-            <w:pPr>
-              <w:spacing w:after="20"/>
-            </w:pPr>
             <w:r>
               <w:rPr>
-                <w:sz w:val="19"/>
+                <w:sz w:val="18"/>
+              </w:rPr>
+            </w:r>
+            <w:r>
+              <w:rPr>
+                <w:b w:val="0"/>
+                <w:sz w:val="18"/>
               </w:rPr>
               <w:t>做一次"活命省察"</w:t>
             </w:r>
@@ -1799,15 +1814,18 @@
         <w:tc>
           <w:tcPr>
             <w:tcW w:type="dxa" w:w="3213"/>
-            <w:shd w:val="clear" w:color="auto" w:fill="F2F2F2"/>
+            <w:shd w:val="clear" w:fill="F2F5FA"/>
           </w:tcPr>
           <w:p>
-            <w:pPr>
-              <w:spacing w:after="20"/>
-            </w:pPr>
             <w:r>
               <w:rPr>
-                <w:sz w:val="19"/>
+                <w:sz w:val="18"/>
+              </w:rPr>
+            </w:r>
+            <w:r>
+              <w:rPr>
+                <w:b w:val="0"/>
+                <w:sz w:val="18"/>
               </w:rPr>
               <w:t>回顾今天靠什么获得衣食住，找出与"不说谎、不伤害、不偷盗"一致的一项，随喜"我这份活命是清净的"</w:t>
             </w:r>
@@ -1820,12 +1838,15 @@
             <w:tcW w:type="dxa" w:w="3213"/>
           </w:tcPr>
           <w:p>
-            <w:pPr>
-              <w:spacing w:after="20"/>
-            </w:pPr>
             <w:r>
               <w:rPr>
-                <w:sz w:val="19"/>
+                <w:sz w:val="18"/>
+              </w:rPr>
+            </w:r>
+            <w:r>
+              <w:rPr>
+                <w:b w:val="0"/>
+                <w:sz w:val="18"/>
               </w:rPr>
               <w:t>第7周</w:t>
             </w:r>
@@ -1836,12 +1857,15 @@
             <w:tcW w:type="dxa" w:w="3213"/>
           </w:tcPr>
           <w:p>
-            <w:pPr>
-              <w:spacing w:after="20"/>
-            </w:pPr>
             <w:r>
               <w:rPr>
-                <w:sz w:val="19"/>
+                <w:sz w:val="18"/>
+              </w:rPr>
+            </w:r>
+            <w:r>
+              <w:rPr>
+                <w:b w:val="0"/>
+                <w:sz w:val="18"/>
               </w:rPr>
               <w:t>做一次"看只是看"的根门守护</w:t>
             </w:r>
@@ -1852,12 +1876,15 @@
             <w:tcW w:type="dxa" w:w="3213"/>
           </w:tcPr>
           <w:p>
-            <w:pPr>
-              <w:spacing w:after="20"/>
-            </w:pPr>
             <w:r>
               <w:rPr>
-                <w:sz w:val="19"/>
+                <w:sz w:val="18"/>
+              </w:rPr>
+            </w:r>
+            <w:r>
+              <w:rPr>
+                <w:b w:val="0"/>
+                <w:sz w:val="18"/>
               </w:rPr>
               <w:t>从六个根门中选一个，练习"看只是看、听只是听"，"没守住"也只说一句"我看见了这个"</w:t>
             </w:r>
@@ -1868,15 +1895,18 @@
         <w:tc>
           <w:tcPr>
             <w:tcW w:type="dxa" w:w="3213"/>
-            <w:shd w:val="clear" w:color="auto" w:fill="F2F2F2"/>
+            <w:shd w:val="clear" w:fill="F2F5FA"/>
           </w:tcPr>
           <w:p>
-            <w:pPr>
-              <w:spacing w:after="20"/>
-            </w:pPr>
             <w:r>
               <w:rPr>
-                <w:sz w:val="19"/>
+                <w:sz w:val="18"/>
+              </w:rPr>
+            </w:r>
+            <w:r>
+              <w:rPr>
+                <w:b w:val="0"/>
+                <w:sz w:val="18"/>
               </w:rPr>
               <w:t>第8周</w:t>
             </w:r>
@@ -1885,22 +1915,25 @@
         <w:tc>
           <w:tcPr>
             <w:tcW w:type="dxa" w:w="3213"/>
-            <w:shd w:val="clear" w:color="auto" w:fill="F2F2F2"/>
+            <w:shd w:val="clear" w:fill="F2F5FA"/>
           </w:tcPr>
           <w:p>
-            <w:pPr>
-              <w:spacing w:after="20"/>
-            </w:pPr>
+            <w:r>
+              <w:rPr>
+                <w:sz w:val="18"/>
+              </w:rPr>
+            </w:r>
             <w:r>
               <w:rPr>
                 <w:b/>
-                <w:sz w:val="19"/>
+                <w:sz w:val="18"/>
               </w:rPr>
               <w:t>受五戒实践</w:t>
             </w:r>
             <w:r>
               <w:rPr>
-                <w:sz w:val="19"/>
+                <w:b w:val="0"/>
+                <w:sz w:val="18"/>
               </w:rPr>
               <w:t>——在这个座位上，把三皈五戒受下来</w:t>
             </w:r>
@@ -1909,15 +1942,18 @@
         <w:tc>
           <w:tcPr>
             <w:tcW w:type="dxa" w:w="3213"/>
-            <w:shd w:val="clear" w:color="auto" w:fill="F2F2F2"/>
+            <w:shd w:val="clear" w:fill="F2F5FA"/>
           </w:tcPr>
           <w:p>
-            <w:pPr>
-              <w:spacing w:after="20"/>
-            </w:pPr>
             <w:r>
               <w:rPr>
-                <w:sz w:val="19"/>
+                <w:sz w:val="18"/>
+              </w:rPr>
+            </w:r>
+            <w:r>
+              <w:rPr>
+                <w:b w:val="0"/>
+                <w:sz w:val="18"/>
               </w:rPr>
               <w:t>照第8周共读材料③《曼听课诵·在家众早晚课本》的受三皈五戒仪轨，逐条照读、正式受戒，并定为日课</w:t>
             </w:r>
@@ -1928,51 +1964,123 @@
     <w:p>
       <w:r>
         <w:rPr>
-          <w:sz w:val="21"/>
+          <w:b w:val="0"/>
         </w:rPr>
         <w:t>下面这段是</w:t>
       </w:r>
       <w:r>
         <w:rPr>
           <w:b/>
-          <w:sz w:val="21"/>
         </w:rPr>
         <w:t>通用的"持戒练习"简短引导词</w:t>
       </w:r>
       <w:r>
         <w:rPr>
-          <w:sz w:val="21"/>
+          <w:b w:val="0"/>
         </w:rPr>
         <w:t>（约5分钟，提炼自本系列各周"禅修练习"的引导词——安住于戒的链条默念＋戒随念，任何一周都可以直接使用）：</w:t>
       </w:r>
     </w:p>
     <w:p>
       <w:pPr>
-        <w:spacing w:before="40" w:after="80"/>
-        <w:ind w:left="283"/>
-        <w:shd w:val="clear" w:color="auto" w:fill="EEF2F8"/>
+        <w:ind w:left="170"/>
         <w:pBdr>
-          <w:left w:val="single" w:sz="20" w:space="6" w:color="1F3864"/>
+          <w:left w:val="single" w:sz="18" w:space="4" w:color="1F3864"/>
         </w:pBdr>
+        <w:shd w:val="clear" w:fill="F2F5FA"/>
       </w:pPr>
       <w:r>
         <w:rPr>
-          <w:sz w:val="20"/>
+          <w:b w:val="0"/>
         </w:rPr>
-        <w:t>"请大家自然地坐好，坐舒服就好——散盘、单盘或坐在椅子上都可以。轻轻闭上眼睛，先做三次深长的呼吸，让肩膀松下来。（停顿10秒） 今天，我们不急着修定，也不急着观慧，先安住在'戒'这块地上。 先在心里，轻轻地问自己一个问题：最近这些天，我有没有做过一件'明知不该做、却做了'的事？有没有做过一件事后让我心里不安、后悔的事？（停顿约20秒。想不起来，就对自己说一声'很好'。） 不管想起来的是什么，都不要责备自己。只是知道：违犯，会让心不安；而不违犯，会让心干净。现在，把心放到'戒'的功德上，跟着这条链条，一句一句地慢慢走过——我的身语意，今天尽量清净；因为清净，所以我心里没有后悔，很踏实。因为没有后悔，我心里轻松、愉悦；因为愉悦，心里有喜；因为有喜，身心轻安；因为轻安，所以有乐；因为有乐，心自然容易安定下来。（每句之间停顿约10秒） 好，这条路的起点，就是'戒'。它不需要我们一次做到完美：今天做到一条，就是为这条路铺了一块砖。也可以在心里再加一句：'忆念我清净的戒，我无须后悔。'（停顿约1分钟，主持人不再说话。） 好，现在轻轻动一动手指和脚趾，搓搓手掌，把温热的手掌敷在眼睛上，慢慢睁开眼睛。忆念自己的戒清净，不求什么境界——想起来、念出来，心就有了依靠。八周里的任何一周，你都可以这样用两分钟练习一次。"</w:t>
+        <w:t>"请大家自然地坐好，坐舒服就好——散盘、单盘或坐在椅子上都可以。轻轻闭上眼睛，先做三次深长的呼吸，让肩膀松下来。（停顿10秒）</w:t>
+      </w:r>
+    </w:p>
+    <w:p>
+      <w:pPr>
+        <w:ind w:left="170"/>
+        <w:pBdr>
+          <w:left w:val="single" w:sz="18" w:space="4" w:color="1F3864"/>
+        </w:pBdr>
+        <w:shd w:val="clear" w:fill="F2F5FA"/>
+      </w:pPr>
+      <w:r>
+        <w:rPr>
+          <w:b w:val="0"/>
+        </w:rPr>
+        <w:t>今天，我们不急着修定，也不急着观慧，先安住在'戒'这块地上。</w:t>
+      </w:r>
+    </w:p>
+    <w:p>
+      <w:pPr>
+        <w:ind w:left="170"/>
+        <w:pBdr>
+          <w:left w:val="single" w:sz="18" w:space="4" w:color="1F3864"/>
+        </w:pBdr>
+        <w:shd w:val="clear" w:fill="F2F5FA"/>
+      </w:pPr>
+      <w:r>
+        <w:rPr>
+          <w:b w:val="0"/>
+        </w:rPr>
+        <w:t>先在心里，轻轻地问自己一个问题：最近这些天，我有没有做过一件'明知不该做、却做了'的事？有没有做过一件事后让我心里不安、后悔的事？（停顿约20秒。想不起来，就对自己说一声'很好'。）</w:t>
+      </w:r>
+    </w:p>
+    <w:p>
+      <w:pPr>
+        <w:ind w:left="170"/>
+        <w:pBdr>
+          <w:left w:val="single" w:sz="18" w:space="4" w:color="1F3864"/>
+        </w:pBdr>
+        <w:shd w:val="clear" w:fill="F2F5FA"/>
+      </w:pPr>
+      <w:r>
+        <w:rPr>
+          <w:b w:val="0"/>
+        </w:rPr>
+        <w:t>不管想起来的是什么，都不要责备自己。只是知道：违犯，会让心不安；而不违犯，会让心干净。现在，把心放到'戒'的功德上，跟着这条链条，一句一句地慢慢走过——我的身语意，今天尽量清净；因为清净，所以我心里没有后悔，很踏实。因为没有后悔，我心里轻松、愉悦；因为愉悦，心里有喜；因为有喜，身心轻安；因为轻安，所以有乐；因为有乐，心自然容易安定下来。（每句之间停顿约10秒）</w:t>
+      </w:r>
+    </w:p>
+    <w:p>
+      <w:pPr>
+        <w:ind w:left="170"/>
+        <w:pBdr>
+          <w:left w:val="single" w:sz="18" w:space="4" w:color="1F3864"/>
+        </w:pBdr>
+        <w:shd w:val="clear" w:fill="F2F5FA"/>
+      </w:pPr>
+      <w:r>
+        <w:rPr>
+          <w:b w:val="0"/>
+        </w:rPr>
+        <w:t>好，这条路的起点，就是'戒'。它不需要我们一次做到完美：今天做到一条，就是为这条路铺了一块砖。也可以在心里再加一句：'忆念我清净的戒，我无须后悔。'（停顿约1分钟，主持人不再说话。）</w:t>
+      </w:r>
+    </w:p>
+    <w:p>
+      <w:pPr>
+        <w:ind w:left="170"/>
+        <w:pBdr>
+          <w:left w:val="single" w:sz="18" w:space="4" w:color="1F3864"/>
+        </w:pBdr>
+        <w:shd w:val="clear" w:fill="F2F5FA"/>
+      </w:pPr>
+      <w:r>
+        <w:rPr>
+          <w:b w:val="0"/>
+        </w:rPr>
+        <w:t>好，现在轻轻动一动手指和脚趾，搓搓手掌，把温热的手掌敷在眼睛上，慢慢睁开眼睛。忆念自己的戒清净，不求什么境界——想起来、念出来，心就有了依靠。八周里的任何一周，你都可以这样用两分钟练习一次。"</w:t>
       </w:r>
     </w:p>
     <w:p>
       <w:r>
         <w:rPr>
           <w:b/>
-          <w:sz w:val="21"/>
         </w:rPr>
         <w:t>主持人不需要"会持戒"</w:t>
       </w:r>
       <w:r>
         <w:rPr>
-          <w:sz w:val="21"/>
+          <w:b w:val="0"/>
         </w:rPr>
         <w:t>——只需把引导词念一遍，然后陪大家一起安静地坐。每周文档的"禅修练习"环节都附有当周可直接照读的版本（第8周为"受五戒实践"照读全文）；本通用版适合临时替换主持人、加场复习时使用。</w:t>
       </w:r>
@@ -1980,73 +2088,65 @@
     <w:p>
       <w:r>
         <w:rPr>
-          <w:sz w:val="21"/>
+          <w:b w:val="0"/>
         </w:rPr>
         <w:t xml:space="preserve">⚠️ </w:t>
       </w:r>
       <w:r>
         <w:rPr>
           <w:b/>
-          <w:sz w:val="21"/>
         </w:rPr>
         <w:t>注意</w:t>
       </w:r>
       <w:r>
         <w:rPr>
-          <w:sz w:val="21"/>
+          <w:b w:val="0"/>
         </w:rPr>
         <w:t>：第2、8周涉及"受戒"（照仪轨念即可，</w:t>
       </w:r>
       <w:r>
         <w:rPr>
           <w:b/>
-          <w:sz w:val="21"/>
         </w:rPr>
         <w:t>任何人都可以照读</w:t>
       </w:r>
       <w:r>
         <w:rPr>
-          <w:sz w:val="21"/>
+          <w:b w:val="0"/>
         </w:rPr>
         <w:t>，与出家人受戒不同，在家众自受三皈五戒是常规做法）；第3周涉及慈心（不涉《应作慈爱经》经文与慈心禅业处，仅体会九戒第九支的方向）；第5周涉及"发露忏悔"（</w:t>
       </w:r>
       <w:r>
         <w:rPr>
           <w:b/>
-          <w:sz w:val="21"/>
         </w:rPr>
         <w:t>不要求公开忏悔</w:t>
       </w:r>
       <w:r>
         <w:rPr>
-          <w:sz w:val="21"/>
+          <w:b w:val="0"/>
         </w:rPr>
         <w:t>，只在个人内心做"承认与放下"）。如果参与者问"我这样练习对不对""我受戒后做不到怎么办"，你可以回答：</w:t>
       </w:r>
       <w:r>
         <w:rPr>
           <w:b/>
-          <w:sz w:val="21"/>
         </w:rPr>
         <w:t>"每个人情况不同，不用追求什么状态；受戒是给自己一个依靠，做不到的地方，明天再重新受一次就好（重受即恢复）。练习中如果情绪太强，可以随时睁眼停下。"</w:t>
       </w:r>
       <w:r>
         <w:rPr>
-          <w:sz w:val="21"/>
+          <w:b w:val="0"/>
         </w:rPr>
         <w:t>——不需要给标准答案。</w:t>
       </w:r>
     </w:p>
     <w:p>
-      <w:pPr>
-        <w:spacing w:before="160" w:after="80"/>
-      </w:pPr>
       <w:r>
         <w:rPr>
-          <w:rFonts w:ascii="Microsoft YaHei" w:hAnsi="Microsoft YaHei" w:eastAsia="Microsoft YaHei"/>
           <w:b/>
           <w:color w:val="1F3864"/>
-          <w:sz w:val="28"/>
+          <w:sz w:val="26"/>
         </w:rPr>
         <w:t>五、4周课程总览（由原8周连续两周合并）</w:t>
       </w:r>
@@ -2055,7 +2155,6 @@
       <w:tblPr>
         <w:tblStyle w:val="TableGrid"/>
         <w:tblW w:type="auto" w:w="0"/>
-        <w:jc w:val="center"/>
         <w:tblLook w:firstColumn="1" w:firstRow="1" w:lastColumn="0" w:lastRow="0" w:noHBand="0" w:noVBand="1" w:val="04A0"/>
       </w:tblPr>
       <w:tblGrid>
@@ -2067,17 +2166,20 @@
         <w:tc>
           <w:tcPr>
             <w:tcW w:type="dxa" w:w="3213"/>
-            <w:shd w:val="clear" w:color="auto" w:fill="1F3864"/>
+            <w:shd w:val="clear" w:fill="1F3864"/>
           </w:tcPr>
           <w:p>
-            <w:pPr>
-              <w:spacing w:after="20"/>
-            </w:pPr>
             <w:r>
               <w:rPr>
-                <w:b/>
                 <w:color w:val="FFFFFF"/>
-                <w:sz w:val="19"/>
+                <w:sz w:val="18"/>
+              </w:rPr>
+            </w:r>
+            <w:r>
+              <w:rPr>
+                <w:b w:val="0"/>
+                <w:color w:val="FFFFFF"/>
+                <w:sz w:val="18"/>
               </w:rPr>
               <w:t>周次</w:t>
             </w:r>
@@ -2086,17 +2188,20 @@
         <w:tc>
           <w:tcPr>
             <w:tcW w:type="dxa" w:w="3213"/>
-            <w:shd w:val="clear" w:color="auto" w:fill="1F3864"/>
+            <w:shd w:val="clear" w:fill="1F3864"/>
           </w:tcPr>
           <w:p>
-            <w:pPr>
-              <w:spacing w:after="20"/>
-            </w:pPr>
             <w:r>
               <w:rPr>
-                <w:b/>
                 <w:color w:val="FFFFFF"/>
-                <w:sz w:val="19"/>
+                <w:sz w:val="18"/>
+              </w:rPr>
+            </w:r>
+            <w:r>
+              <w:rPr>
+                <w:b w:val="0"/>
+                <w:color w:val="FFFFFF"/>
+                <w:sz w:val="18"/>
               </w:rPr>
               <w:t>主题</w:t>
             </w:r>
@@ -2105,17 +2210,20 @@
         <w:tc>
           <w:tcPr>
             <w:tcW w:type="dxa" w:w="3213"/>
-            <w:shd w:val="clear" w:color="auto" w:fill="1F3864"/>
+            <w:shd w:val="clear" w:fill="1F3864"/>
           </w:tcPr>
           <w:p>
-            <w:pPr>
-              <w:spacing w:after="20"/>
-            </w:pPr>
             <w:r>
               <w:rPr>
-                <w:b/>
                 <w:color w:val="FFFFFF"/>
-                <w:sz w:val="19"/>
+                <w:sz w:val="18"/>
+              </w:rPr>
+            </w:r>
+            <w:r>
+              <w:rPr>
+                <w:b w:val="0"/>
+                <w:color w:val="FFFFFF"/>
+                <w:sz w:val="18"/>
               </w:rPr>
               <w:t>核心原文资料</w:t>
             </w:r>
@@ -2128,12 +2236,15 @@
             <w:tcW w:type="dxa" w:w="3213"/>
           </w:tcPr>
           <w:p>
-            <w:pPr>
-              <w:spacing w:after="20"/>
-            </w:pPr>
             <w:r>
               <w:rPr>
-                <w:sz w:val="19"/>
+                <w:sz w:val="18"/>
+              </w:rPr>
+            </w:r>
+            <w:r>
+              <w:rPr>
+                <w:b w:val="0"/>
+                <w:sz w:val="18"/>
               </w:rPr>
               <w:t>第1周</w:t>
             </w:r>
@@ -2144,12 +2255,15 @@
             <w:tcW w:type="dxa" w:w="3213"/>
           </w:tcPr>
           <w:p>
-            <w:pPr>
-              <w:spacing w:after="20"/>
-            </w:pPr>
             <w:r>
               <w:rPr>
-                <w:sz w:val="19"/>
+                <w:sz w:val="18"/>
+              </w:rPr>
+            </w:r>
+            <w:r>
+              <w:rPr>
+                <w:b w:val="0"/>
+                <w:sz w:val="18"/>
               </w:rPr>
               <w:t>戒在修行中的位置与五戒详解（连续两周合并）</w:t>
             </w:r>
@@ -2160,12 +2274,15 @@
             <w:tcW w:type="dxa" w:w="3213"/>
           </w:tcPr>
           <w:p>
-            <w:pPr>
-              <w:spacing w:after="20"/>
-            </w:pPr>
             <w:r>
               <w:rPr>
-                <w:sz w:val="19"/>
+                <w:sz w:val="18"/>
+              </w:rPr>
+            </w:r>
+            <w:r>
+              <w:rPr>
+                <w:b w:val="0"/>
+                <w:sz w:val="18"/>
               </w:rPr>
               <w:t>见该周文档"共读原文1／共读原文2"</w:t>
             </w:r>
@@ -2176,15 +2293,18 @@
         <w:tc>
           <w:tcPr>
             <w:tcW w:type="dxa" w:w="3213"/>
-            <w:shd w:val="clear" w:color="auto" w:fill="F2F2F2"/>
+            <w:shd w:val="clear" w:fill="F2F5FA"/>
           </w:tcPr>
           <w:p>
-            <w:pPr>
-              <w:spacing w:after="20"/>
-            </w:pPr>
             <w:r>
               <w:rPr>
-                <w:sz w:val="19"/>
+                <w:sz w:val="18"/>
+              </w:rPr>
+            </w:r>
+            <w:r>
+              <w:rPr>
+                <w:b w:val="0"/>
+                <w:sz w:val="18"/>
               </w:rPr>
               <w:t>第2周</w:t>
             </w:r>
@@ -2193,15 +2313,18 @@
         <w:tc>
           <w:tcPr>
             <w:tcW w:type="dxa" w:w="3213"/>
-            <w:shd w:val="clear" w:color="auto" w:fill="F2F2F2"/>
+            <w:shd w:val="clear" w:fill="F2F5FA"/>
           </w:tcPr>
           <w:p>
-            <w:pPr>
-              <w:spacing w:after="20"/>
-            </w:pPr>
             <w:r>
               <w:rPr>
-                <w:sz w:val="19"/>
+                <w:sz w:val="18"/>
+              </w:rPr>
+            </w:r>
+            <w:r>
+              <w:rPr>
+                <w:b w:val="0"/>
+                <w:sz w:val="18"/>
               </w:rPr>
               <w:t>八戒九戒与戒随念修法（连续两周合并）</w:t>
             </w:r>
@@ -2210,15 +2333,18 @@
         <w:tc>
           <w:tcPr>
             <w:tcW w:type="dxa" w:w="3213"/>
-            <w:shd w:val="clear" w:color="auto" w:fill="F2F2F2"/>
+            <w:shd w:val="clear" w:fill="F2F5FA"/>
           </w:tcPr>
           <w:p>
-            <w:pPr>
-              <w:spacing w:after="20"/>
-            </w:pPr>
             <w:r>
               <w:rPr>
-                <w:sz w:val="19"/>
+                <w:sz w:val="18"/>
+              </w:rPr>
+            </w:r>
+            <w:r>
+              <w:rPr>
+                <w:b w:val="0"/>
+                <w:sz w:val="18"/>
               </w:rPr>
               <w:t>见该周文档"共读原文1／共读原文2"</w:t>
             </w:r>
@@ -2231,12 +2357,15 @@
             <w:tcW w:type="dxa" w:w="3213"/>
           </w:tcPr>
           <w:p>
-            <w:pPr>
-              <w:spacing w:after="20"/>
-            </w:pPr>
             <w:r>
               <w:rPr>
-                <w:sz w:val="19"/>
+                <w:sz w:val="18"/>
+              </w:rPr>
+            </w:r>
+            <w:r>
+              <w:rPr>
+                <w:b w:val="0"/>
+                <w:sz w:val="18"/>
               </w:rPr>
               <w:t>第3周</w:t>
             </w:r>
@@ -2247,12 +2376,15 @@
             <w:tcW w:type="dxa" w:w="3213"/>
           </w:tcPr>
           <w:p>
-            <w:pPr>
-              <w:spacing w:after="20"/>
-            </w:pPr>
             <w:r>
               <w:rPr>
-                <w:sz w:val="19"/>
+                <w:sz w:val="18"/>
+              </w:rPr>
+            </w:r>
+            <w:r>
+              <w:rPr>
+                <w:b w:val="0"/>
+                <w:sz w:val="18"/>
               </w:rPr>
               <w:t>戒的杂染净化与正命活命（连续两周合并）</w:t>
             </w:r>
@@ -2263,12 +2395,15 @@
             <w:tcW w:type="dxa" w:w="3213"/>
           </w:tcPr>
           <w:p>
-            <w:pPr>
-              <w:spacing w:after="20"/>
-            </w:pPr>
             <w:r>
               <w:rPr>
-                <w:sz w:val="19"/>
+                <w:sz w:val="18"/>
+              </w:rPr>
+            </w:r>
+            <w:r>
+              <w:rPr>
+                <w:b w:val="0"/>
+                <w:sz w:val="18"/>
               </w:rPr>
               <w:t>见该周文档"共读原文1／共读原文2"</w:t>
             </w:r>
@@ -2279,15 +2414,18 @@
         <w:tc>
           <w:tcPr>
             <w:tcW w:type="dxa" w:w="3213"/>
-            <w:shd w:val="clear" w:color="auto" w:fill="F2F2F2"/>
+            <w:shd w:val="clear" w:fill="F2F5FA"/>
           </w:tcPr>
           <w:p>
-            <w:pPr>
-              <w:spacing w:after="20"/>
-            </w:pPr>
             <w:r>
               <w:rPr>
-                <w:sz w:val="19"/>
+                <w:sz w:val="18"/>
+              </w:rPr>
+            </w:r>
+            <w:r>
+              <w:rPr>
+                <w:b w:val="0"/>
+                <w:sz w:val="18"/>
               </w:rPr>
               <w:t>第4周</w:t>
             </w:r>
@@ -2296,15 +2434,18 @@
         <w:tc>
           <w:tcPr>
             <w:tcW w:type="dxa" w:w="3213"/>
-            <w:shd w:val="clear" w:color="auto" w:fill="F2F2F2"/>
+            <w:shd w:val="clear" w:fill="F2F5FA"/>
           </w:tcPr>
           <w:p>
-            <w:pPr>
-              <w:spacing w:after="20"/>
-            </w:pPr>
             <w:r>
               <w:rPr>
-                <w:sz w:val="19"/>
+                <w:sz w:val="18"/>
+              </w:rPr>
+            </w:r>
+            <w:r>
+              <w:rPr>
+                <w:b w:val="0"/>
+                <w:sz w:val="18"/>
               </w:rPr>
               <w:t>守护根门与持戒总结受戒（连续两周合并）</w:t>
             </w:r>
@@ -2313,15 +2454,18 @@
         <w:tc>
           <w:tcPr>
             <w:tcW w:type="dxa" w:w="3213"/>
-            <w:shd w:val="clear" w:color="auto" w:fill="F2F2F2"/>
+            <w:shd w:val="clear" w:fill="F2F5FA"/>
           </w:tcPr>
           <w:p>
-            <w:pPr>
-              <w:spacing w:after="20"/>
-            </w:pPr>
             <w:r>
               <w:rPr>
-                <w:sz w:val="19"/>
+                <w:sz w:val="18"/>
+              </w:rPr>
+            </w:r>
+            <w:r>
+              <w:rPr>
+                <w:b w:val="0"/>
+                <w:sz w:val="18"/>
               </w:rPr>
               <w:t>见该周文档"共读原文1／共读原文2"</w:t>
             </w:r>
@@ -2330,15 +2474,11 @@
       </w:tr>
     </w:tbl>
     <w:p>
-      <w:pPr>
-        <w:spacing w:before="160" w:after="80"/>
-      </w:pPr>
       <w:r>
         <w:rPr>
-          <w:rFonts w:ascii="Microsoft YaHei" w:hAnsi="Microsoft YaHei" w:eastAsia="Microsoft YaHei"/>
           <w:b/>
           <w:color w:val="1F3864"/>
-          <w:sz w:val="28"/>
+          <w:sz w:val="26"/>
         </w:rPr>
         <w:t>六、重要提醒：每一讲都可以换新主持人！</w:t>
       </w:r>
@@ -2347,132 +2487,107 @@
       <w:r>
         <w:rPr>
           <w:b/>
-          <w:sz w:val="21"/>
         </w:rPr>
         <w:t>每份周文档都有两个版本</w:t>
       </w:r>
       <w:r>
         <w:rPr>
-          <w:sz w:val="21"/>
+          <w:b w:val="0"/>
         </w:rPr>
         <w:t>：主持人版和学员版。</w:t>
       </w:r>
     </w:p>
     <w:p>
       <w:pPr>
-        <w:ind w:left="340"/>
+        <w:pStyle w:val="ListBullet"/>
       </w:pPr>
       <w:r>
         <w:rPr>
-          <w:color w:val="1F3864"/>
-          <w:sz w:val="21"/>
-        </w:rPr>
-        <w:t xml:space="preserve">• </w:t>
-      </w:r>
-      <w:r>
-        <w:rPr>
           <w:b/>
-          <w:sz w:val="21"/>
         </w:rPr>
         <w:t>主持人版</w:t>
       </w:r>
       <w:r>
         <w:rPr>
-          <w:sz w:val="21"/>
+          <w:b w:val="0"/>
         </w:rPr>
         <w:t>（第X周_XXX_主持人版.md）：供主持人使用，开头内置"⭐ 本讲主持人速览"和"⏱ 时间弹性指南"，共读原文按次序完整呈现并标注★核心/◈扩展，扩展内容包位于收尾回向之前，末尾附"本讲主持人特别提醒"。</w:t>
       </w:r>
     </w:p>
     <w:p>
       <w:pPr>
-        <w:ind w:left="340"/>
+        <w:pStyle w:val="ListBullet"/>
       </w:pPr>
       <w:r>
         <w:rPr>
-          <w:color w:val="1F3864"/>
-          <w:sz w:val="21"/>
-        </w:rPr>
-        <w:t xml:space="preserve">• </w:t>
-      </w:r>
-      <w:r>
-        <w:rPr>
           <w:b/>
-          <w:sz w:val="21"/>
         </w:rPr>
         <w:t>学员版</w:t>
       </w:r>
       <w:r>
         <w:rPr>
-          <w:sz w:val="21"/>
+          <w:b w:val="0"/>
         </w:rPr>
         <w:t>（第X周_XXX_学员版.md）：供参与者使用，共读内容（材料顺序、完整文字、核心/扩展标注）、讨论问题、禅修练习引导词、扩展内容包、回向文与主持人版</w:t>
       </w:r>
       <w:r>
         <w:rPr>
           <w:b/>
-          <w:sz w:val="21"/>
         </w:rPr>
         <w:t>完全一致</w:t>
       </w:r>
       <w:r>
         <w:rPr>
-          <w:sz w:val="21"/>
+          <w:b w:val="0"/>
         </w:rPr>
         <w:t>，仅不含主持人专属内容（速览、时间弹性指南、操作提示、特别提醒），末尾附本周延伸阅读清单。</w:t>
       </w:r>
     </w:p>
     <w:p>
       <w:pPr>
-        <w:spacing w:before="40" w:after="80"/>
-        <w:ind w:left="283"/>
-        <w:shd w:val="clear" w:color="auto" w:fill="EEF2F8"/>
+        <w:ind w:left="170"/>
         <w:pBdr>
-          <w:left w:val="single" w:sz="20" w:space="6" w:color="1F3864"/>
+          <w:left w:val="single" w:sz="18" w:space="4" w:color="1F3864"/>
         </w:pBdr>
+        <w:shd w:val="clear" w:fill="F2F5FA"/>
       </w:pPr>
       <w:r>
         <w:rPr>
-          <w:sz w:val="20"/>
+          <w:b w:val="0"/>
         </w:rPr>
         <w:t>如果本讲换了新主持人，只需要：①打开当周</w:t>
       </w:r>
       <w:r>
         <w:rPr>
           <w:b/>
-          <w:sz w:val="20"/>
         </w:rPr>
         <w:t>主持人版</w:t>
       </w:r>
       <w:r>
         <w:rPr>
-          <w:sz w:val="20"/>
+          <w:b w:val="0"/>
         </w:rPr>
         <w:t>读"主持人速览"；②按流程走（学员看</w:t>
       </w:r>
       <w:r>
         <w:rPr>
           <w:b/>
-          <w:sz w:val="20"/>
         </w:rPr>
         <w:t>学员版</w:t>
       </w:r>
       <w:r>
         <w:rPr>
-          <w:sz w:val="20"/>
+          <w:b w:val="0"/>
         </w:rPr>
         <w:t>，内容一致）；③禅修/实践练习照读引导词即可（或用本手册第四节的通用引导词）；④时间不够就"浓缩"，时间富余就"扩展"。</w:t>
       </w:r>
     </w:p>
     <w:p>
-      <w:pPr>
-        <w:spacing w:before="160" w:after="80"/>
-      </w:pPr>
       <w:r>
         <w:rPr>
-          <w:rFonts w:ascii="Microsoft YaHei" w:hAnsi="Microsoft YaHei" w:eastAsia="Microsoft YaHei"/>
           <w:b/>
           <w:color w:val="1F3864"/>
-          <w:sz w:val="28"/>
+          <w:sz w:val="26"/>
         </w:rPr>
         <w:t>七、如何获取共读原文（重要！）</w:t>
       </w:r>
@@ -2481,13 +2596,12 @@
       <w:r>
         <w:rPr>
           <w:b/>
-          <w:sz w:val="21"/>
         </w:rPr>
         <w:t>本资料包完全自足：全部共读原文的文字已完整内嵌在每周文档和《原文全集.md》中，使用过程中无需再去查知识库</w:t>
       </w:r>
       <w:r>
         <w:rPr>
-          <w:sz w:val="21"/>
+          <w:b w:val="0"/>
         </w:rPr>
         <w:t>——照读或轮流朗读即可。</w:t>
       </w:r>
@@ -2495,63 +2609,56 @@
     <w:p>
       <w:r>
         <w:rPr>
-          <w:sz w:val="21"/>
+          <w:b w:val="0"/>
         </w:rPr>
         <w:t xml:space="preserve">想对照原文件时：按每周文档中标注的 </w:t>
       </w:r>
       <w:r>
         <w:rPr>
           <w:b/>
-          <w:sz w:val="21"/>
         </w:rPr>
         <w:t>media_id</w:t>
       </w:r>
       <w:r>
         <w:rPr>
-          <w:sz w:val="21"/>
+          <w:b w:val="0"/>
         </w:rPr>
         <w:t>，在 ima.copilot 知识库「古源尊者开示及上座部佛教资料」中搜索资料标题（各材料"打开方式"行已注明搜索关键词），即可打开对应资源。资料包的全貌（20份文档清单、格式与标注约定、查重与素材边界说明）见同目录《README_资料包说明.md》。</w:t>
       </w:r>
     </w:p>
     <w:p>
       <w:pPr>
-        <w:spacing w:before="40" w:after="80"/>
-        <w:ind w:left="283"/>
-        <w:shd w:val="clear" w:color="auto" w:fill="EEF2F8"/>
+        <w:ind w:left="170"/>
         <w:pBdr>
-          <w:left w:val="single" w:sz="20" w:space="6" w:color="1F3864"/>
+          <w:left w:val="single" w:sz="18" w:space="4" w:color="1F3864"/>
         </w:pBdr>
+        <w:shd w:val="clear" w:fill="F2F5FA"/>
       </w:pPr>
       <w:r>
         <w:rPr>
-          <w:sz w:val="20"/>
+          <w:b w:val="0"/>
         </w:rPr>
         <w:t xml:space="preserve">💡 </w:t>
       </w:r>
       <w:r>
         <w:rPr>
           <w:b/>
-          <w:sz w:val="20"/>
         </w:rPr>
         <w:t>为什么只标注出处、不放置链接？</w:t>
       </w:r>
       <w:r>
         <w:rPr>
-          <w:sz w:val="20"/>
+          <w:b w:val="0"/>
         </w:rPr>
         <w:t xml:space="preserve"> 知识库的临时导出链接会过期（会出现"t info expired"等失效提示），因此本轮资料包不放置临时链接，改为完整标注资源标题与 media_id 及打开方式。共读所需文字已全部内嵌，不影响正常使用。</w:t>
       </w:r>
     </w:p>
     <w:p>
-      <w:pPr>
-        <w:spacing w:before="160" w:after="80"/>
-      </w:pPr>
       <w:r>
         <w:rPr>
-          <w:rFonts w:ascii="Microsoft YaHei" w:hAnsi="Microsoft YaHei" w:eastAsia="Microsoft YaHei"/>
           <w:b/>
           <w:color w:val="1F3864"/>
-          <w:sz w:val="28"/>
+          <w:sz w:val="26"/>
         </w:rPr>
         <w:t>八、回向文（每周结束用）</w:t>
       </w:r>
@@ -2559,63 +2666,67 @@
     <w:p>
       <w:r>
         <w:rPr>
-          <w:sz w:val="21"/>
+          <w:b w:val="0"/>
         </w:rPr>
         <w:t>每周结束时，带领大家一起念：</w:t>
       </w:r>
     </w:p>
     <w:p>
       <w:pPr>
-        <w:spacing w:before="40" w:after="80"/>
-        <w:ind w:left="283"/>
-        <w:shd w:val="clear" w:color="auto" w:fill="EEF2F8"/>
+        <w:ind w:left="170"/>
         <w:pBdr>
-          <w:left w:val="single" w:sz="20" w:space="6" w:color="1F3864"/>
+          <w:left w:val="single" w:sz="18" w:space="4" w:color="1F3864"/>
         </w:pBdr>
+        <w:shd w:val="clear" w:fill="F2F5FA"/>
       </w:pPr>
       <w:r>
         <w:rPr>
           <w:b/>
-          <w:sz w:val="20"/>
         </w:rPr>
         <w:t>愿我此功德，导向诸漏尽！</w:t>
       </w:r>
-      <w:r>
-        <w:rPr>
-          <w:sz w:val="20"/>
-        </w:rPr>
-        <w:t xml:space="preserve"> </w:t>
-      </w:r>
+    </w:p>
+    <w:p>
+      <w:pPr>
+        <w:ind w:left="170"/>
+        <w:pBdr>
+          <w:left w:val="single" w:sz="18" w:space="4" w:color="1F3864"/>
+        </w:pBdr>
+        <w:shd w:val="clear" w:fill="F2F5FA"/>
+      </w:pPr>
       <w:r>
         <w:rPr>
           <w:b/>
-          <w:sz w:val="20"/>
         </w:rPr>
         <w:t>愿我此功德，为证涅槃缘！</w:t>
       </w:r>
-      <w:r>
-        <w:rPr>
-          <w:sz w:val="20"/>
-        </w:rPr>
-        <w:t xml:space="preserve"> </w:t>
-      </w:r>
+    </w:p>
+    <w:p>
+      <w:pPr>
+        <w:ind w:left="170"/>
+        <w:pBdr>
+          <w:left w:val="single" w:sz="18" w:space="4" w:color="1F3864"/>
+        </w:pBdr>
+        <w:shd w:val="clear" w:fill="F2F5FA"/>
+      </w:pPr>
       <w:r>
         <w:rPr>
           <w:b/>
-          <w:sz w:val="20"/>
         </w:rPr>
         <w:t>我此功德分，回向诸有情！</w:t>
       </w:r>
-      <w:r>
-        <w:rPr>
-          <w:sz w:val="20"/>
-        </w:rPr>
-        <w:t xml:space="preserve"> </w:t>
-      </w:r>
+    </w:p>
+    <w:p>
+      <w:pPr>
+        <w:ind w:left="170"/>
+        <w:pBdr>
+          <w:left w:val="single" w:sz="18" w:space="4" w:color="1F3864"/>
+        </w:pBdr>
+        <w:shd w:val="clear" w:fill="F2F5FA"/>
+      </w:pPr>
       <w:r>
         <w:rPr>
           <w:b/>
-          <w:sz w:val="20"/>
         </w:rPr>
         <w:t>愿彼等一切，同得功德分！</w:t>
       </w:r>
@@ -2623,240 +2734,177 @@
     <w:p>
       <w:r>
         <w:rPr>
-          <w:sz w:val="21"/>
+          <w:b w:val="0"/>
         </w:rPr>
         <w:t>（此回向偈出自古源尊者课件通用回向内容；每周文档"收尾与回向"节附巴利文＋汉译，照读即可。）</w:t>
       </w:r>
     </w:p>
     <w:p>
-      <w:pPr>
-        <w:spacing w:before="160" w:after="80"/>
-      </w:pPr>
       <w:r>
         <w:rPr>
-          <w:rFonts w:ascii="Microsoft YaHei" w:hAnsi="Microsoft YaHei" w:eastAsia="Microsoft YaHei"/>
           <w:b/>
           <w:color w:val="1F3864"/>
-          <w:sz w:val="28"/>
+          <w:sz w:val="26"/>
         </w:rPr>
         <w:t>九、常见问答（主持人备答）</w:t>
       </w:r>
     </w:p>
     <w:p>
       <w:pPr>
-        <w:ind w:left="340"/>
+        <w:pStyle w:val="ListBullet"/>
       </w:pPr>
       <w:r>
         <w:rPr>
-          <w:color w:val="1F3864"/>
-          <w:sz w:val="21"/>
-        </w:rPr>
-        <w:t xml:space="preserve">• </w:t>
-      </w:r>
-      <w:r>
-        <w:rPr>
           <w:b/>
-          <w:sz w:val="21"/>
         </w:rPr>
         <w:t>"我又不是出家人，讲戒律是不是太远？"</w:t>
       </w:r>
       <w:r>
         <w:rPr>
-          <w:sz w:val="21"/>
+          <w:b w:val="0"/>
         </w:rPr>
         <w:t>——不远。尊者说，在家人最低限度守好五戒，"你至少清净地持有五戒，成为一个高尚的、有品德的人，为你未来的生命负责"。本周第1周即可说明：戒是每个人脚下的地基。</w:t>
       </w:r>
     </w:p>
     <w:p>
       <w:pPr>
-        <w:ind w:left="340"/>
+        <w:pStyle w:val="ListBullet"/>
       </w:pPr>
       <w:r>
         <w:rPr>
-          <w:color w:val="1F3864"/>
-          <w:sz w:val="21"/>
-        </w:rPr>
-        <w:t xml:space="preserve">• </w:t>
-      </w:r>
-      <w:r>
-        <w:rPr>
           <w:b/>
-          <w:sz w:val="21"/>
         </w:rPr>
         <w:t>"持戒是不是就是这也不能做、那也不能做？"</w:t>
       </w:r>
       <w:r>
         <w:rPr>
-          <w:sz w:val="21"/>
+          <w:b w:val="0"/>
         </w:rPr>
         <w:t>——不是。原文说得很清楚，戒的本意"是良好的行为习惯，或保持良善素质的状态""都是偏向于正面的、积极的因素"，不是消极的禁戒。可以请对方先读第1周材料③。</w:t>
       </w:r>
     </w:p>
     <w:p>
       <w:pPr>
-        <w:ind w:left="340"/>
+        <w:pStyle w:val="ListBullet"/>
       </w:pPr>
       <w:r>
         <w:rPr>
-          <w:color w:val="1F3864"/>
-          <w:sz w:val="21"/>
-        </w:rPr>
-        <w:t xml:space="preserve">• </w:t>
-      </w:r>
-      <w:r>
-        <w:rPr>
           <w:b/>
-          <w:sz w:val="21"/>
         </w:rPr>
         <w:t>"我持戒也没觉得开心啊？"</w:t>
       </w:r>
       <w:r>
         <w:rPr>
-          <w:sz w:val="21"/>
+          <w:b w:val="0"/>
         </w:rPr>
         <w:t>——持戒是为了心的净化、心的清净，清凉与欢喜是在"没有犯戒"时自然生起的，不是硬求来的。可在第4周"戒随念"里慢慢体会。</w:t>
       </w:r>
     </w:p>
     <w:p>
       <w:pPr>
-        <w:ind w:left="340"/>
+        <w:pStyle w:val="ListBullet"/>
       </w:pPr>
       <w:r>
         <w:rPr>
-          <w:color w:val="1F3864"/>
-          <w:sz w:val="21"/>
-        </w:rPr>
-        <w:t xml:space="preserve">• </w:t>
-      </w:r>
-      <w:r>
-        <w:rPr>
           <w:b/>
-          <w:sz w:val="21"/>
         </w:rPr>
         <w:t>"破了戒怎么办？能不能重受？"</w:t>
       </w:r>
       <w:r>
         <w:rPr>
-          <w:sz w:val="21"/>
+          <w:b w:val="0"/>
         </w:rPr>
         <w:t>——这是第2周的主戏。上座部的答案是"重新受戒、戒就恢复"，而非自责一辈子。可照第2周材料②的仪轨带大家现场重受一次。</w:t>
       </w:r>
     </w:p>
     <w:p>
       <w:pPr>
-        <w:ind w:left="340"/>
+        <w:pStyle w:val="ListBullet"/>
       </w:pPr>
       <w:r>
         <w:rPr>
-          <w:color w:val="1F3864"/>
-          <w:sz w:val="21"/>
-        </w:rPr>
-        <w:t xml:space="preserve">• </w:t>
-      </w:r>
-      <w:r>
-        <w:rPr>
           <w:b/>
-          <w:sz w:val="21"/>
         </w:rPr>
         <w:t>"犯了戒要不要公开忏悔？"</w:t>
       </w:r>
       <w:r>
         <w:rPr>
-          <w:sz w:val="21"/>
+          <w:b w:val="0"/>
         </w:rPr>
         <w:t>——</w:t>
       </w:r>
       <w:r>
         <w:rPr>
           <w:b/>
-          <w:sz w:val="21"/>
         </w:rPr>
         <w:t>不需要</w:t>
       </w:r>
       <w:r>
         <w:rPr>
-          <w:sz w:val="21"/>
+          <w:b w:val="0"/>
         </w:rPr>
         <w:t>。第5周只做个人内心的"承认与放下"，不要求任何人公开自己的过失或隐私；分享以自愿为限，可以只说"我了解了"。</w:t>
       </w:r>
     </w:p>
     <w:p>
       <w:pPr>
-        <w:ind w:left="340"/>
+        <w:pStyle w:val="ListBullet"/>
       </w:pPr>
       <w:r>
         <w:rPr>
-          <w:color w:val="1F3864"/>
-          <w:sz w:val="21"/>
-        </w:rPr>
-        <w:t xml:space="preserve">• </w:t>
-      </w:r>
-      <w:r>
-        <w:rPr>
           <w:b/>
-          <w:sz w:val="21"/>
         </w:rPr>
         <w:t>"练习中情绪太强、坐不住怎么办？"</w:t>
       </w:r>
       <w:r>
         <w:rPr>
-          <w:sz w:val="21"/>
+          <w:b w:val="0"/>
         </w:rPr>
         <w:t>——可以随时睁眼停下、换姿势；坐着椅子完全可以。主持人只说一句："今天只做承认与放下，不必评判自己。"</w:t>
       </w:r>
     </w:p>
     <w:p>
       <w:pPr>
-        <w:ind w:left="340"/>
+        <w:pStyle w:val="ListBullet"/>
       </w:pPr>
       <w:r>
         <w:rPr>
-          <w:color w:val="1F3864"/>
-          <w:sz w:val="21"/>
-        </w:rPr>
-        <w:t xml:space="preserve">• </w:t>
-      </w:r>
-      <w:r>
-        <w:rPr>
           <w:b/>
-          <w:sz w:val="21"/>
         </w:rPr>
         <w:t>"我这样练习对不对、有没有入定？"</w:t>
       </w:r>
       <w:r>
         <w:rPr>
-          <w:sz w:val="21"/>
+          <w:b w:val="0"/>
         </w:rPr>
         <w:t>——不需要追求任何状态。可回答："每个人体验不同，照引导词练习就好，做到多少都算数。"</w:t>
       </w:r>
     </w:p>
     <w:p>
       <w:pPr>
-        <w:spacing w:before="40" w:after="80"/>
-        <w:ind w:left="283"/>
-        <w:shd w:val="clear" w:color="auto" w:fill="EEF2F8"/>
+        <w:ind w:left="170"/>
         <w:pBdr>
-          <w:left w:val="single" w:sz="20" w:space="6" w:color="1F3864"/>
+          <w:left w:val="single" w:sz="18" w:space="4" w:color="1F3864"/>
         </w:pBdr>
+        <w:shd w:val="clear" w:fill="F2F5FA"/>
       </w:pPr>
       <w:r>
         <w:rPr>
-          <w:sz w:val="20"/>
+          <w:b w:val="0"/>
         </w:rPr>
         <w:t xml:space="preserve">📚 </w:t>
       </w:r>
       <w:r>
         <w:rPr>
           <w:b/>
-          <w:sz w:val="20"/>
         </w:rPr>
         <w:t>下一份文档</w:t>
       </w:r>
       <w:r>
         <w:rPr>
-          <w:sz w:val="20"/>
+          <w:b w:val="0"/>
         </w:rPr>
-        <w:t>：`第1周_戒在修行中的位置与五戒详解.md`</w:t>
+        <w:t>：第1周_戒在修行中的位置与五戒详解.md</w:t>
       </w:r>
     </w:p>
     <w:sectPr>
@@ -2878,7 +2926,11 @@
       <w:pStyle w:val="Footer"/>
       <w:jc w:val="center"/>
     </w:pPr>
-    <w:fldSimple w:instr="PAGE"/>
+    <w:r>
+      <w:fldChar w:fldCharType="begin"/>
+      <w:instrText xml:space="preserve">PAGE</w:instrText>
+      <w:fldChar w:fldCharType="end"/>
+    </w:r>
   </w:p>
 </w:ftr>
 </file>
@@ -2892,10 +2944,10 @@
     </w:pPr>
     <w:r>
       <w:rPr>
-        <w:color w:val="808080"/>
+        <w:color w:val="1F3864"/>
         <w:sz w:val="16"/>
       </w:rPr>
-      <w:t>读书会04·主持人总指南（朗读优化版）</w:t>
+      <w:t>读书会04 · 主持人总指南 · 朗读优化版（4周版）</w:t>
     </w:r>
   </w:p>
 </w:hdr>
@@ -3264,11 +3316,8 @@
     <w:name w:val="Normal"/>
     <w:qFormat/>
     <w:rsid w:val="00FC693F"/>
-    <w:pPr>
-      <w:spacing w:line="324" w:lineRule="auto" w:after="60"/>
-    </w:pPr>
     <w:rPr>
-      <w:rFonts w:ascii="Microsoft YaHei" w:hAnsi="Microsoft YaHei" w:eastAsia="Microsoft YaHei"/>
+      <w:rFonts w:ascii="等线" w:hAnsi="等线" w:eastAsia="宋体"/>
       <w:sz w:val="21"/>
     </w:rPr>
   </w:style>
